--- a/OI/a2_trs/TP_TRS_elecMS.docx
+++ b/OI/a2_trs/TP_TRS_elecMS.docx
@@ -1,28 +1,32 @@
 
 <file path=word/document.xml><?xml version="1.0" encoding="utf-8"?>
-<w:document xmlns:w="http://schemas.openxmlformats.org/wordprocessingml/2006/main" xmlns:m="http://schemas.openxmlformats.org/officeDocument/2006/math" xmlns:r="http://schemas.openxmlformats.org/officeDocument/2006/relationships" xmlns:o="urn:schemas-microsoft-com:office:office" xmlns:v="urn:schemas-microsoft-com:vml" xmlns:w10="urn:schemas-microsoft-com:office:word" xmlns:a="http://schemas.openxmlformats.org/drawingml/2006/main" xmlns:pic="http://schemas.openxmlformats.org/drawingml/2006/picture" xmlns:wp="http://schemas.openxmlformats.org/drawingml/2006/wordprocessingDrawing">
+<w:document xmlns:wpc="http://schemas.microsoft.com/office/word/2010/wordprocessingCanvas" xmlns:cx="http://schemas.microsoft.com/office/drawing/2014/chartex" xmlns:cx1="http://schemas.microsoft.com/office/drawing/2015/9/8/chartex" xmlns:cx2="http://schemas.microsoft.com/office/drawing/2015/10/21/chartex" xmlns:cx3="http://schemas.microsoft.com/office/drawing/2016/5/9/chartex" xmlns:cx4="http://schemas.microsoft.com/office/drawing/2016/5/10/chartex" xmlns:cx5="http://schemas.microsoft.com/office/drawing/2016/5/11/chartex" xmlns:cx6="http://schemas.microsoft.com/office/drawing/2016/5/12/chartex" xmlns:cx7="http://schemas.microsoft.com/office/drawing/2016/5/13/chartex" xmlns:cx8="http://schemas.microsoft.com/office/drawing/2016/5/14/chartex" xmlns:mc="http://schemas.openxmlformats.org/markup-compatibility/2006" xmlns:aink="http://schemas.microsoft.com/office/drawing/2016/ink" xmlns:am3d="http://schemas.microsoft.com/office/drawing/2017/model3d" xmlns:o="urn:schemas-microsoft-com:office:office" xmlns:oel="http://schemas.microsoft.com/office/2019/extlst" xmlns:r="http://schemas.openxmlformats.org/officeDocument/2006/relationships" xmlns:m="http://schemas.openxmlformats.org/officeDocument/2006/math" xmlns:v="urn:schemas-microsoft-com:vml" xmlns:wp14="http://schemas.microsoft.com/office/word/2010/wordprocessingDrawing" xmlns:wp="http://schemas.openxmlformats.org/drawingml/2006/wordprocessingDrawing" xmlns:w10="urn:schemas-microsoft-com:office:word" xmlns:w="http://schemas.openxmlformats.org/wordprocessingml/2006/main" xmlns:w14="http://schemas.microsoft.com/office/word/2010/wordml" xmlns:w15="http://schemas.microsoft.com/office/word/2012/wordml" xmlns:w16cex="http://schemas.microsoft.com/office/word/2018/wordml/cex" xmlns:w16cid="http://schemas.microsoft.com/office/word/2016/wordml/cid" xmlns:w16="http://schemas.microsoft.com/office/word/2018/wordml" xmlns:w16du="http://schemas.microsoft.com/office/word/2023/wordml/word16du" xmlns:w16sdtdh="http://schemas.microsoft.com/office/word/2020/wordml/sdtdatahash" xmlns:w16sdtfl="http://schemas.microsoft.com/office/word/2024/wordml/sdtformatlock" xmlns:w16se="http://schemas.microsoft.com/office/word/2015/wordml/symex" xmlns:wpg="http://schemas.microsoft.com/office/word/2010/wordprocessingGroup" xmlns:wpi="http://schemas.microsoft.com/office/word/2010/wordprocessingInk" xmlns:wne="http://schemas.microsoft.com/office/word/2006/wordml" xmlns:wps="http://schemas.microsoft.com/office/word/2010/wordprocessingShape" mc:Ignorable="w14 w15 w16se w16cid w16 w16cex w16sdtdh w16sdtfl w16du wp14">
   <w:body>
     <w:p>
       <w:pPr>
         <w:pStyle w:val="FirstParagraph"/>
       </w:pPr>
       <w:r>
+        <w:rPr>
+          <w:noProof/>
+        </w:rPr>
         <w:drawing>
-          <wp:inline>
+          <wp:inline distT="0" distB="0" distL="0" distR="0" wp14:anchorId="21CF45DB" wp14:editId="21CF45DC">
             <wp:extent cx="745236" cy="795528"/>
-            <wp:effectExtent b="0" l="0" r="0" t="0"/>
-            <wp:docPr descr="" title="" id="10" name="Picture"/>
-            <a:graphic>
+            <wp:effectExtent l="0" t="0" r="0" b="0"/>
+            <wp:docPr id="10" name="Picture"/>
+            <wp:cNvGraphicFramePr/>
+            <a:graphic xmlns:a="http://schemas.openxmlformats.org/drawingml/2006/main">
               <a:graphicData uri="http://schemas.openxmlformats.org/drawingml/2006/picture">
-                <pic:pic>
+                <pic:pic xmlns:pic="http://schemas.openxmlformats.org/drawingml/2006/picture">
                   <pic:nvPicPr>
-                    <pic:cNvPr descr="../Atelier_cocotte/logo_uimm_placeholder.jpg" id="11" name="Picture"/>
+                    <pic:cNvPr id="11" name="Picture" descr="../Atelier_cocotte/logo_uimm_placeholder.jpg"/>
                     <pic:cNvPicPr>
-                      <a:picLocks noChangeArrowheads="1" noChangeAspect="1"/>
+                      <a:picLocks noChangeAspect="1" noChangeArrowheads="1"/>
                     </pic:cNvPicPr>
                   </pic:nvPicPr>
                   <pic:blipFill>
-                    <a:blip r:embed="rId9"/>
+                    <a:blip r:embed="rId5"/>
                     <a:stretch>
                       <a:fillRect/>
                     </a:stretch>
@@ -49,13 +53,13 @@
         </w:drawing>
       </w:r>
     </w:p>
-    <w:bookmarkStart w:id="17" w:name="X269d18bdd50949493a8173d5b13c1047ce5bd96"/>
-    <w:p>
-      <w:pPr>
-        <w:pStyle w:val="Heading1"/>
-      </w:pPr>
-      <w:r>
-        <w:t xml:space="preserve">TP : Pilotage de la Performance - Le TRS (Taux de Rendement Synthétique)</w:t>
+    <w:p>
+      <w:pPr>
+        <w:pStyle w:val="Titre1"/>
+      </w:pPr>
+      <w:bookmarkStart w:id="0" w:name="X269d18bdd50949493a8173d5b13c1047ce5bd96"/>
+      <w:r>
+        <w:t>TP : Pilotage de la Performance - Le TRS (Taux de Rendement Synthétique)</w:t>
       </w:r>
     </w:p>
     <w:p>
@@ -63,7 +67,7 @@
         <w:pStyle w:val="Compact"/>
         <w:numPr>
           <w:ilvl w:val="0"/>
-          <w:numId w:val="1001"/>
+          <w:numId w:val="2"/>
         </w:numPr>
       </w:pPr>
       <w:r>
@@ -71,45 +75,39 @@
           <w:b/>
           <w:bCs/>
         </w:rPr>
-        <w:t xml:space="preserve">Thème</w:t>
+        <w:t>Thème</w:t>
+      </w:r>
+      <w:r>
+        <w:t xml:space="preserve"> : Analyse des pertes et calcul d’indicateurs de performance </w:t>
+      </w:r>
+      <w:r>
+        <w:rPr>
+          <w:b/>
+          <w:bCs/>
+        </w:rPr>
+        <w:t>Public</w:t>
       </w:r>
       <w:r>
         <w:t xml:space="preserve"> </w:t>
       </w:r>
       <w:r>
-        <w:t xml:space="preserve">: Analyse des pertes et calcul d’indicateurs de performance</w:t>
-      </w:r>
-      <w:r>
-        <w:t xml:space="preserve"> </w:t>
-      </w:r>
-      <w:r>
-        <w:rPr>
-          <w:b/>
-          <w:bCs/>
-        </w:rPr>
-        <w:t xml:space="preserve">Public</w:t>
-      </w:r>
-      <w:r>
-        <w:t xml:space="preserve"> </w:t>
-      </w:r>
-      <w:r>
-        <w:t xml:space="preserve">: Électriciens de Maintenance de Systèmes Automatisés (EIMSA)</w:t>
-      </w:r>
-    </w:p>
-    <w:p>
-      <w:r>
-        <w:pict>
-          <v:rect style="width:0;height:1.5pt" o:hralign="center" o:hrstd="t" o:hr="t"/>
+        <w:t>: Électriciens de Maintenance de Systèmes Automatisés (EIMSA)</w:t>
+      </w:r>
+    </w:p>
+    <w:p>
+      <w:r>
+        <w:pict w14:anchorId="21CF45DD">
+          <v:rect id="_x0000_i1025" style="width:0;height:1.5pt" o:hralign="center" o:hrstd="t" o:hr="t"/>
         </w:pict>
       </w:r>
     </w:p>
-    <w:bookmarkStart w:id="12" w:name="mise-en-situation"/>
-    <w:p>
-      <w:pPr>
-        <w:pStyle w:val="Heading2"/>
-      </w:pPr>
-      <w:r>
-        <w:t xml:space="preserve">1. Mise en situation</w:t>
+    <w:p>
+      <w:pPr>
+        <w:pStyle w:val="Titre2"/>
+      </w:pPr>
+      <w:bookmarkStart w:id="1" w:name="mise-en-situation"/>
+      <w:r>
+        <w:t>1. Mise en situation</w:t>
       </w:r>
     </w:p>
     <w:p>
@@ -117,106 +115,79 @@
         <w:pStyle w:val="FirstParagraph"/>
       </w:pPr>
       <w:r>
-        <w:t xml:space="preserve">Vous intervenez sur une</w:t>
-      </w:r>
-      <w:r>
-        <w:t xml:space="preserve"> </w:t>
-      </w:r>
-      <w:r>
-        <w:rPr>
-          <w:b/>
-          <w:bCs/>
-        </w:rPr>
-        <w:t xml:space="preserve">ensacheuse automatisée</w:t>
-      </w:r>
-      <w:r>
-        <w:t xml:space="preserve"> </w:t>
-      </w:r>
-      <w:r>
-        <w:t xml:space="preserve">de produits chimiques. Le responsable de production tire la sonnette d’alarme :</w:t>
-      </w:r>
-      <w:r>
-        <w:t xml:space="preserve"> </w:t>
+        <w:t xml:space="preserve">Vous intervenez sur une </w:t>
+      </w:r>
+      <w:r>
+        <w:rPr>
+          <w:b/>
+          <w:bCs/>
+        </w:rPr>
+        <w:t>ensacheuse automatisée</w:t>
+      </w:r>
+      <w:r>
+        <w:t xml:space="preserve"> de produits chimiques. Le responsable de production tire la sonnette d’alarme : </w:t>
       </w:r>
       <w:r>
         <w:rPr>
           <w:i/>
           <w:iCs/>
         </w:rPr>
-        <w:t xml:space="preserve">“La machine est censée produire 12 sacs par minute, mais à la fin de la journée, on est loin du compte. C’est encore la faute de la maintenance !”</w:t>
-      </w:r>
-    </w:p>
-    <w:p>
-      <w:pPr>
-        <w:pStyle w:val="BodyText"/>
-      </w:pPr>
-      <w:r>
-        <w:t xml:space="preserve">Votre mission est de calculer le TRS de la journée d’hier pour identifier si les pertes sont dues à la</w:t>
-      </w:r>
-      <w:r>
-        <w:t xml:space="preserve"> </w:t>
-      </w:r>
-      <w:r>
-        <w:rPr>
-          <w:b/>
-          <w:bCs/>
-        </w:rPr>
-        <w:t xml:space="preserve">disponibilité</w:t>
-      </w:r>
-      <w:r>
-        <w:t xml:space="preserve"> </w:t>
-      </w:r>
-      <w:r>
-        <w:t xml:space="preserve">(pannes), à la</w:t>
-      </w:r>
-      <w:r>
-        <w:t xml:space="preserve"> </w:t>
-      </w:r>
-      <w:r>
-        <w:rPr>
-          <w:b/>
-          <w:bCs/>
-        </w:rPr>
-        <w:t xml:space="preserve">performance</w:t>
-      </w:r>
-      <w:r>
-        <w:t xml:space="preserve"> </w:t>
-      </w:r>
-      <w:r>
-        <w:t xml:space="preserve">(vitesse) ou à la</w:t>
-      </w:r>
-      <w:r>
-        <w:t xml:space="preserve"> </w:t>
-      </w:r>
-      <w:r>
-        <w:rPr>
-          <w:b/>
-          <w:bCs/>
-        </w:rPr>
-        <w:t xml:space="preserve">qualité</w:t>
-      </w:r>
-      <w:r>
-        <w:t xml:space="preserve"> </w:t>
-      </w:r>
-      <w:r>
-        <w:t xml:space="preserve">(réglages).</w:t>
-      </w:r>
-    </w:p>
-    <w:p>
-      <w:r>
-        <w:pict>
-          <v:rect style="width:0;height:1.5pt" o:hralign="center" o:hrstd="t" o:hr="t"/>
+        <w:t>“La machine est censée produire 12 sacs par minute, mais à la fin de la journée, on est loin du compte. C’est encore la faute de la maintenance !”</w:t>
+      </w:r>
+    </w:p>
+    <w:p>
+      <w:pPr>
+        <w:pStyle w:val="Corpsdetexte"/>
+      </w:pPr>
+      <w:r>
+        <w:t xml:space="preserve">Votre mission est de calculer le TRS de la journée d’hier pour identifier si les pertes sont dues à la </w:t>
+      </w:r>
+      <w:r>
+        <w:rPr>
+          <w:b/>
+          <w:bCs/>
+        </w:rPr>
+        <w:t>disponibilité</w:t>
+      </w:r>
+      <w:r>
+        <w:t xml:space="preserve"> (pannes), à la </w:t>
+      </w:r>
+      <w:r>
+        <w:rPr>
+          <w:b/>
+          <w:bCs/>
+        </w:rPr>
+        <w:t>performance</w:t>
+      </w:r>
+      <w:r>
+        <w:t xml:space="preserve"> (vitesse) ou à la </w:t>
+      </w:r>
+      <w:r>
+        <w:rPr>
+          <w:b/>
+          <w:bCs/>
+        </w:rPr>
+        <w:t>qualité</w:t>
+      </w:r>
+      <w:r>
+        <w:t xml:space="preserve"> (réglages).</w:t>
+      </w:r>
+    </w:p>
+    <w:p>
+      <w:r>
+        <w:pict w14:anchorId="21CF45DE">
+          <v:rect id="_x0000_i1026" style="width:0;height:1.5pt" o:hralign="center" o:hrstd="t" o:hr="t"/>
         </w:pict>
       </w:r>
     </w:p>
-    <w:bookmarkEnd w:id="12"/>
-    <w:bookmarkStart w:id="13" w:name="données-de-lactivité-poste-du-01-avril"/>
-    <w:p>
-      <w:pPr>
-        <w:pStyle w:val="Heading2"/>
-      </w:pPr>
-      <w:r>
-        <w:t xml:space="preserve">2. Données de l’activité (Poste du 01 Avril)</w:t>
+    <w:p>
+      <w:pPr>
+        <w:pStyle w:val="Titre2"/>
+      </w:pPr>
+      <w:bookmarkStart w:id="2" w:name="données-de-lactivité-poste-du-01-avril"/>
+      <w:bookmarkEnd w:id="1"/>
+      <w:r>
+        <w:t>2. Données de l’activité (Poste du 01 Avril)</w:t>
       </w:r>
     </w:p>
     <w:p>
@@ -224,7 +195,7 @@
         <w:pStyle w:val="Compact"/>
         <w:numPr>
           <w:ilvl w:val="0"/>
-          <w:numId w:val="1002"/>
+          <w:numId w:val="3"/>
         </w:numPr>
       </w:pPr>
       <w:r>
@@ -232,13 +203,10 @@
           <w:b/>
           <w:bCs/>
         </w:rPr>
-        <w:t xml:space="preserve">Durée du poste</w:t>
-      </w:r>
-      <w:r>
-        <w:t xml:space="preserve"> </w:t>
-      </w:r>
-      <w:r>
-        <w:t xml:space="preserve">: 8 heures (08h00 - 16h00).</w:t>
+        <w:t>Durée du poste</w:t>
+      </w:r>
+      <w:r>
+        <w:t xml:space="preserve"> : 8 heures (08h00 - 16h00).</w:t>
       </w:r>
     </w:p>
     <w:p>
@@ -246,7 +214,7 @@
         <w:pStyle w:val="Compact"/>
         <w:numPr>
           <w:ilvl w:val="0"/>
-          <w:numId w:val="1002"/>
+          <w:numId w:val="3"/>
         </w:numPr>
       </w:pPr>
       <w:r>
@@ -254,13 +222,10 @@
           <w:b/>
           <w:bCs/>
         </w:rPr>
-        <w:t xml:space="preserve">Pauses prévues</w:t>
-      </w:r>
-      <w:r>
-        <w:t xml:space="preserve"> </w:t>
-      </w:r>
-      <w:r>
-        <w:t xml:space="preserve">: 2 pauses de 15 min (machine arrêtée).</w:t>
+        <w:t>Pauses prévues</w:t>
+      </w:r>
+      <w:r>
+        <w:t xml:space="preserve"> : 2 pauses de 15 min (machine arrêtée).</w:t>
       </w:r>
     </w:p>
     <w:p>
@@ -268,7 +233,7 @@
         <w:pStyle w:val="Compact"/>
         <w:numPr>
           <w:ilvl w:val="0"/>
-          <w:numId w:val="1002"/>
+          <w:numId w:val="3"/>
         </w:numPr>
       </w:pPr>
       <w:r>
@@ -276,13 +241,10 @@
           <w:b/>
           <w:bCs/>
         </w:rPr>
-        <w:t xml:space="preserve">Nettoyage de fin de poste</w:t>
-      </w:r>
-      <w:r>
-        <w:t xml:space="preserve"> </w:t>
-      </w:r>
-      <w:r>
-        <w:t xml:space="preserve">: 20 min.</w:t>
+        <w:t>Nettoyage de fin de poste</w:t>
+      </w:r>
+      <w:r>
+        <w:t xml:space="preserve"> : 20 min.</w:t>
       </w:r>
     </w:p>
     <w:p>
@@ -290,7 +252,7 @@
         <w:pStyle w:val="Compact"/>
         <w:numPr>
           <w:ilvl w:val="0"/>
-          <w:numId w:val="1002"/>
+          <w:numId w:val="3"/>
         </w:numPr>
       </w:pPr>
       <w:r>
@@ -298,13 +260,10 @@
           <w:b/>
           <w:bCs/>
         </w:rPr>
-        <w:t xml:space="preserve">Arrêts machine constatés</w:t>
-      </w:r>
-      <w:r>
-        <w:t xml:space="preserve"> </w:t>
-      </w:r>
-      <w:r>
-        <w:t xml:space="preserve">:</w:t>
+        <w:t>Arrêts machine constatés</w:t>
+      </w:r>
+      <w:r>
+        <w:t xml:space="preserve"> :</w:t>
       </w:r>
     </w:p>
     <w:p>
@@ -312,11 +271,11 @@
         <w:pStyle w:val="Compact"/>
         <w:numPr>
           <w:ilvl w:val="1"/>
-          <w:numId w:val="1003"/>
+          <w:numId w:val="4"/>
         </w:numPr>
       </w:pPr>
       <w:r>
-        <w:t xml:space="preserve">Bourrage plastique (intervention opérateur) : 15 min.</w:t>
+        <w:t>Bourrage plastique (intervention opérateur) : 15 min.</w:t>
       </w:r>
     </w:p>
     <w:p>
@@ -324,7 +283,7 @@
         <w:pStyle w:val="Compact"/>
         <w:numPr>
           <w:ilvl w:val="1"/>
-          <w:numId w:val="1003"/>
+          <w:numId w:val="4"/>
         </w:numPr>
       </w:pPr>
       <w:r>
@@ -332,7 +291,7 @@
           <w:b/>
           <w:bCs/>
         </w:rPr>
-        <w:t xml:space="preserve">Panne capteur de pesage (votre intervention) : 45 min.</w:t>
+        <w:t>Panne capteur de pesage (votre intervention) : 45 min.</w:t>
       </w:r>
     </w:p>
     <w:p>
@@ -340,11 +299,11 @@
         <w:pStyle w:val="Compact"/>
         <w:numPr>
           <w:ilvl w:val="1"/>
-          <w:numId w:val="1003"/>
+          <w:numId w:val="4"/>
         </w:numPr>
       </w:pPr>
       <w:r>
-        <w:t xml:space="preserve">Changement de série (format des sacs) : 30 min.</w:t>
+        <w:t>Changement de série (format des sacs) : 30 min.</w:t>
       </w:r>
     </w:p>
     <w:p>
@@ -352,7 +311,7 @@
         <w:pStyle w:val="Compact"/>
         <w:numPr>
           <w:ilvl w:val="0"/>
-          <w:numId w:val="1002"/>
+          <w:numId w:val="3"/>
         </w:numPr>
       </w:pPr>
       <w:r>
@@ -360,13 +319,10 @@
           <w:b/>
           <w:bCs/>
         </w:rPr>
-        <w:t xml:space="preserve">Vitesse de référence (Cadence théorique)</w:t>
-      </w:r>
-      <w:r>
-        <w:t xml:space="preserve"> </w:t>
-      </w:r>
-      <w:r>
-        <w:t xml:space="preserve">: 12 sacs / minute.</w:t>
+        <w:t>Vitesse de référence (Cadence théorique)</w:t>
+      </w:r>
+      <w:r>
+        <w:t xml:space="preserve"> : 12 sacs / minute.</w:t>
       </w:r>
     </w:p>
     <w:p>
@@ -374,7 +330,7 @@
         <w:pStyle w:val="Compact"/>
         <w:numPr>
           <w:ilvl w:val="0"/>
-          <w:numId w:val="1002"/>
+          <w:numId w:val="3"/>
         </w:numPr>
       </w:pPr>
       <w:r>
@@ -382,13 +338,10 @@
           <w:b/>
           <w:bCs/>
         </w:rPr>
-        <w:t xml:space="preserve">Production totale réalisée</w:t>
-      </w:r>
-      <w:r>
-        <w:t xml:space="preserve"> </w:t>
-      </w:r>
-      <w:r>
-        <w:t xml:space="preserve">: 3 200 sacs sur la journée.</w:t>
+        <w:t>Production totale réalisée</w:t>
+      </w:r>
+      <w:r>
+        <w:t xml:space="preserve"> : 3 200 sacs sur la journée.</w:t>
       </w:r>
     </w:p>
     <w:p>
@@ -396,7 +349,7 @@
         <w:pStyle w:val="Compact"/>
         <w:numPr>
           <w:ilvl w:val="0"/>
-          <w:numId w:val="1002"/>
+          <w:numId w:val="3"/>
         </w:numPr>
       </w:pPr>
       <w:r>
@@ -404,30 +357,36 @@
           <w:b/>
           <w:bCs/>
         </w:rPr>
-        <w:t xml:space="preserve">Rebuts (Sacs percés ou poids incorrect)</w:t>
-      </w:r>
-      <w:r>
-        <w:t xml:space="preserve"> </w:t>
-      </w:r>
-      <w:r>
-        <w:t xml:space="preserve">: 85 sacs.</w:t>
-      </w:r>
-    </w:p>
-    <w:p>
-      <w:r>
-        <w:pict>
-          <v:rect style="width:0;height:1.5pt" o:hralign="center" o:hrstd="t" o:hr="t"/>
+        <w:t>Rebuts (Sacs percés ou poids incorrect)</w:t>
+      </w:r>
+      <w:r>
+        <w:t xml:space="preserve"> : 85 sacs.</w:t>
+      </w:r>
+    </w:p>
+    <w:p>
+      <w:r>
+        <w:pict w14:anchorId="21CF45DF">
+          <v:rect id="_x0000_i1027" style="width:0;height:1.5pt" o:hralign="center" o:hrstd="t" o:hr="t"/>
         </w:pict>
       </w:r>
     </w:p>
-    <w:bookmarkEnd w:id="13"/>
-    <w:bookmarkStart w:id="14" w:name="X4b91138690e0279d2205e9cf73a073fef1bd77a"/>
-    <w:p>
-      <w:pPr>
-        <w:pStyle w:val="Heading2"/>
-      </w:pPr>
-      <w:r>
-        <w:t xml:space="preserve">3. Activité 1 : Analyse du Temps de Production</w:t>
+    <w:p>
+      <w:pPr>
+        <w:pStyle w:val="Titre2"/>
+      </w:pPr>
+      <w:bookmarkStart w:id="3" w:name="X4b91138690e0279d2205e9cf73a073fef1bd77a"/>
+      <w:bookmarkEnd w:id="2"/>
+      <w:r>
+        <w:lastRenderedPageBreak/>
+        <w:br/>
+      </w:r>
+    </w:p>
+    <w:p>
+      <w:pPr>
+        <w:pStyle w:val="Titre2"/>
+      </w:pPr>
+      <w:r>
+        <w:t>3. Activité 1 : Analyse du Temps de Production</w:t>
       </w:r>
     </w:p>
     <w:p>
@@ -435,19 +394,19 @@
         <w:pStyle w:val="FirstParagraph"/>
       </w:pPr>
       <w:r>
-        <w:t xml:space="preserve">L’objectif est de décomposer le temps pour comprendre où les minutes s’échappent.</w:t>
-      </w:r>
-    </w:p>
-    <w:p>
-      <w:pPr>
-        <w:pStyle w:val="BodyText"/>
-      </w:pPr>
-      <w:r>
-        <w:rPr>
-          <w:b/>
-          <w:bCs/>
-        </w:rPr>
-        <w:t xml:space="preserve">Travail à réaliser :</w:t>
+        <w:t>L’objectif est de décomposer le temps pour comprendre où les minutes s’échappent.</w:t>
+      </w:r>
+    </w:p>
+    <w:p>
+      <w:pPr>
+        <w:pStyle w:val="Corpsdetexte"/>
+      </w:pPr>
+      <w:r>
+        <w:rPr>
+          <w:b/>
+          <w:bCs/>
+        </w:rPr>
+        <w:t>Travail à réaliser :</w:t>
       </w:r>
     </w:p>
     <w:p>
@@ -455,7 +414,7 @@
         <w:pStyle w:val="Compact"/>
         <w:numPr>
           <w:ilvl w:val="0"/>
-          <w:numId w:val="1004"/>
+          <w:numId w:val="5"/>
         </w:numPr>
       </w:pPr>
       <w:r>
@@ -463,17 +422,30 @@
           <w:b/>
           <w:bCs/>
         </w:rPr>
-        <w:t xml:space="preserve">Temps d’Ouverture (</w:t>
+        <w:t>Temps d’Ouverture (</w:t>
       </w:r>
       <m:oMath>
         <m:sSub>
+          <m:sSubPr>
+            <m:ctrlPr>
+              <w:rPr>
+                <w:rFonts w:ascii="Cambria Math" w:hAnsi="Cambria Math"/>
+              </w:rPr>
+            </m:ctrlPr>
+          </m:sSubPr>
           <m:e>
             <m:r>
+              <w:rPr>
+                <w:rFonts w:ascii="Cambria Math" w:hAnsi="Cambria Math"/>
+              </w:rPr>
               <m:t>T</m:t>
             </m:r>
           </m:e>
           <m:sub>
             <m:r>
+              <w:rPr>
+                <w:rFonts w:ascii="Cambria Math" w:hAnsi="Cambria Math"/>
+              </w:rPr>
               <m:t>o</m:t>
             </m:r>
           </m:sub>
@@ -484,13 +456,10 @@
           <w:b/>
           <w:bCs/>
         </w:rPr>
-        <w:t xml:space="preserve">)</w:t>
-      </w:r>
-      <w:r>
-        <w:t xml:space="preserve"> </w:t>
-      </w:r>
-      <w:r>
-        <w:t xml:space="preserve">: Quelle est la durée totale du poste en minutes ?</w:t>
+        <w:t>)</w:t>
+      </w:r>
+      <w:r>
+        <w:t xml:space="preserve"> : Quelle est la durée totale du poste en minutes ?</w:t>
       </w:r>
     </w:p>
     <w:p>
@@ -498,7 +467,7 @@
         <w:pStyle w:val="Compact"/>
         <w:numPr>
           <w:ilvl w:val="0"/>
-          <w:numId w:val="1004"/>
+          <w:numId w:val="5"/>
         </w:numPr>
       </w:pPr>
       <w:r>
@@ -506,17 +475,30 @@
           <w:b/>
           <w:bCs/>
         </w:rPr>
-        <w:t xml:space="preserve">Temps Requis (</w:t>
+        <w:t>Temps Requis (</w:t>
       </w:r>
       <m:oMath>
         <m:sSub>
+          <m:sSubPr>
+            <m:ctrlPr>
+              <w:rPr>
+                <w:rFonts w:ascii="Cambria Math" w:hAnsi="Cambria Math"/>
+              </w:rPr>
+            </m:ctrlPr>
+          </m:sSubPr>
           <m:e>
             <m:r>
+              <w:rPr>
+                <w:rFonts w:ascii="Cambria Math" w:hAnsi="Cambria Math"/>
+              </w:rPr>
               <m:t>T</m:t>
             </m:r>
           </m:e>
           <m:sub>
             <m:r>
+              <w:rPr>
+                <w:rFonts w:ascii="Cambria Math" w:hAnsi="Cambria Math"/>
+              </w:rPr>
               <m:t>r</m:t>
             </m:r>
           </m:sub>
@@ -527,29 +509,20 @@
           <w:b/>
           <w:bCs/>
         </w:rPr>
-        <w:t xml:space="preserve">)</w:t>
-      </w:r>
-      <w:r>
-        <w:t xml:space="preserve"> </w:t>
-      </w:r>
-      <w:r>
-        <w:t xml:space="preserve">: Retranchez les arrêts planifiés (pauses et nettoyage). C’est le temps où la machine</w:t>
-      </w:r>
-      <w:r>
-        <w:t xml:space="preserve"> </w:t>
+        <w:t>)</w:t>
+      </w:r>
+      <w:r>
+        <w:t xml:space="preserve"> : Retranchez les arrêts planifiés (pauses et nettoyage). C’est le temps où la machine </w:t>
       </w:r>
       <w:r>
         <w:rPr>
           <w:i/>
           <w:iCs/>
         </w:rPr>
-        <w:t xml:space="preserve">doit</w:t>
-      </w:r>
-      <w:r>
-        <w:t xml:space="preserve"> </w:t>
-      </w:r>
-      <w:r>
-        <w:t xml:space="preserve">produire.</w:t>
+        <w:t>doit</w:t>
+      </w:r>
+      <w:r>
+        <w:t xml:space="preserve"> produire.</w:t>
       </w:r>
     </w:p>
     <w:p>
@@ -557,7 +530,7 @@
         <w:pStyle w:val="Compact"/>
         <w:numPr>
           <w:ilvl w:val="0"/>
-          <w:numId w:val="1004"/>
+          <w:numId w:val="5"/>
         </w:numPr>
       </w:pPr>
       <w:r>
@@ -565,17 +538,30 @@
           <w:b/>
           <w:bCs/>
         </w:rPr>
-        <w:t xml:space="preserve">Temps de Fonctionnement (</w:t>
+        <w:t>Temps de Fonctionnement (</w:t>
       </w:r>
       <m:oMath>
         <m:sSub>
+          <m:sSubPr>
+            <m:ctrlPr>
+              <w:rPr>
+                <w:rFonts w:ascii="Cambria Math" w:hAnsi="Cambria Math"/>
+              </w:rPr>
+            </m:ctrlPr>
+          </m:sSubPr>
           <m:e>
             <m:r>
+              <w:rPr>
+                <w:rFonts w:ascii="Cambria Math" w:hAnsi="Cambria Math"/>
+              </w:rPr>
               <m:t>T</m:t>
             </m:r>
           </m:e>
           <m:sub>
             <m:r>
+              <w:rPr>
+                <w:rFonts w:ascii="Cambria Math" w:hAnsi="Cambria Math"/>
+              </w:rPr>
               <m:t>f</m:t>
             </m:r>
           </m:sub>
@@ -586,46 +572,37 @@
           <w:b/>
           <w:bCs/>
         </w:rPr>
-        <w:t xml:space="preserve">)</w:t>
-      </w:r>
-      <w:r>
-        <w:t xml:space="preserve"> </w:t>
-      </w:r>
-      <w:r>
-        <w:t xml:space="preserve">: Retranchez les arrêts non planifiés (pannes, réglages, bourrages). C’est le temps où la machine a</w:t>
-      </w:r>
-      <w:r>
-        <w:t xml:space="preserve"> </w:t>
+        <w:t>)</w:t>
+      </w:r>
+      <w:r>
+        <w:t xml:space="preserve"> : Retranchez les arrêts non planifiés (pannes, réglages, bourrages). C’est le temps où la machine a </w:t>
       </w:r>
       <w:r>
         <w:rPr>
           <w:i/>
           <w:iCs/>
         </w:rPr>
-        <w:t xml:space="preserve">réellement</w:t>
-      </w:r>
-      <w:r>
-        <w:t xml:space="preserve"> </w:t>
-      </w:r>
-      <w:r>
-        <w:t xml:space="preserve">tourné.</w:t>
-      </w:r>
-    </w:p>
-    <w:p>
-      <w:r>
-        <w:pict>
-          <v:rect style="width:0;height:1.5pt" o:hralign="center" o:hrstd="t" o:hr="t"/>
+        <w:t>réellement</w:t>
+      </w:r>
+      <w:r>
+        <w:t xml:space="preserve"> tourné.</w:t>
+      </w:r>
+    </w:p>
+    <w:p>
+      <w:r>
+        <w:pict w14:anchorId="21CF45E0">
+          <v:rect id="_x0000_i1028" style="width:0;height:1.5pt" o:hralign="center" o:hrstd="t" o:hr="t"/>
         </w:pict>
       </w:r>
     </w:p>
-    <w:bookmarkEnd w:id="14"/>
-    <w:bookmarkStart w:id="15" w:name="X2fcbc6aa49faa6227df59760742cb351b165a48"/>
-    <w:p>
-      <w:pPr>
-        <w:pStyle w:val="Heading2"/>
-      </w:pPr>
-      <w:r>
-        <w:t xml:space="preserve">4. Activité 2 : Calcul des Taux de Performance</w:t>
+    <w:p>
+      <w:pPr>
+        <w:pStyle w:val="Titre2"/>
+      </w:pPr>
+      <w:bookmarkStart w:id="4" w:name="X2fcbc6aa49faa6227df59760742cb351b165a48"/>
+      <w:bookmarkEnd w:id="3"/>
+      <w:r>
+        <w:t>4. Activité 2 : Calcul des Taux de Performance</w:t>
       </w:r>
     </w:p>
     <w:p>
@@ -637,14 +614,14 @@
           <w:b/>
           <w:bCs/>
         </w:rPr>
-        <w:t xml:space="preserve">Travail à réaliser (Utilisez les formules suivantes) :</w:t>
+        <w:t>Travail à réaliser (Utilisez les formules suivantes) :</w:t>
       </w:r>
     </w:p>
     <w:p>
       <w:pPr>
         <w:numPr>
           <w:ilvl w:val="0"/>
-          <w:numId w:val="1005"/>
+          <w:numId w:val="6"/>
         </w:numPr>
       </w:pPr>
       <w:r>
@@ -652,17 +629,30 @@
           <w:b/>
           <w:bCs/>
         </w:rPr>
-        <w:t xml:space="preserve">Taux de Disponibilité (</w:t>
+        <w:t>Taux de Disponibilité (</w:t>
       </w:r>
       <m:oMath>
         <m:sSub>
+          <m:sSubPr>
+            <m:ctrlPr>
+              <w:rPr>
+                <w:rFonts w:ascii="Cambria Math" w:hAnsi="Cambria Math"/>
+              </w:rPr>
+            </m:ctrlPr>
+          </m:sSubPr>
           <m:e>
             <m:r>
+              <w:rPr>
+                <w:rFonts w:ascii="Cambria Math" w:hAnsi="Cambria Math"/>
+              </w:rPr>
               <m:t>D</m:t>
             </m:r>
           </m:e>
           <m:sub>
             <m:r>
+              <w:rPr>
+                <w:rFonts w:ascii="Cambria Math" w:hAnsi="Cambria Math"/>
+              </w:rPr>
               <m:t>o</m:t>
             </m:r>
           </m:sub>
@@ -673,18 +663,15 @@
           <w:b/>
           <w:bCs/>
         </w:rPr>
-        <w:t xml:space="preserve">)</w:t>
-      </w:r>
-      <w:r>
-        <w:t xml:space="preserve"> </w:t>
-      </w:r>
-      <w:r>
-        <w:t xml:space="preserve">:</w:t>
-      </w:r>
-    </w:p>
-    <w:p>
-      <w:pPr>
-        <w:pStyle w:val="BodyText"/>
+        <w:t>)</w:t>
+      </w:r>
+      <w:r>
+        <w:t xml:space="preserve"> :</w:t>
+      </w:r>
+    </w:p>
+    <w:p>
+      <w:pPr>
+        <w:pStyle w:val="Corpsdetexte"/>
       </w:pPr>
       <m:oMathPara>
         <m:oMathParaPr>
@@ -693,95 +680,79 @@
         <m:oMath>
           <m:f>
             <m:fPr>
-              <m:type m:val="bar"/>
+              <m:ctrlPr>
+                <w:rPr>
+                  <w:rFonts w:ascii="Cambria Math" w:hAnsi="Cambria Math"/>
+                </w:rPr>
+              </m:ctrlPr>
             </m:fPr>
             <m:num>
               <m:r>
-                <m:t>T</m:t>
-              </m:r>
-              <m:r>
-                <m:t>e</m:t>
-              </m:r>
-              <m:r>
-                <m:t>m</m:t>
-              </m:r>
-              <m:r>
-                <m:t>p</m:t>
-              </m:r>
-              <m:r>
-                <m:t>s</m:t>
-              </m:r>
-              <m:r>
+                <w:rPr>
+                  <w:rFonts w:ascii="Cambria Math" w:hAnsi="Cambria Math"/>
+                </w:rPr>
+                <m:t>Temps</m:t>
+              </m:r>
+              <m:r>
+                <w:rPr>
+                  <w:rFonts w:ascii="Cambria Math" w:hAnsi="Cambria Math"/>
+                </w:rPr>
                 <m:t> </m:t>
               </m:r>
               <m:r>
-                <m:t>d</m:t>
-              </m:r>
-              <m:r>
-                <m:t>e</m:t>
-              </m:r>
-              <m:r>
+                <w:rPr>
+                  <w:rFonts w:ascii="Cambria Math" w:hAnsi="Cambria Math"/>
+                </w:rPr>
+                <m:t>de</m:t>
+              </m:r>
+              <m:r>
+                <w:rPr>
+                  <w:rFonts w:ascii="Cambria Math" w:hAnsi="Cambria Math"/>
+                </w:rPr>
                 <m:t> </m:t>
               </m:r>
               <m:r>
-                <m:t>F</m:t>
-              </m:r>
-              <m:r>
-                <m:t>o</m:t>
-              </m:r>
-              <m:r>
-                <m:t>n</m:t>
-              </m:r>
-              <m:r>
-                <m:t>c</m:t>
-              </m:r>
-              <m:r>
-                <m:t>t</m:t>
-              </m:r>
-              <m:r>
-                <m:t>i</m:t>
-              </m:r>
-              <m:r>
-                <m:t>o</m:t>
-              </m:r>
-              <m:r>
-                <m:t>n</m:t>
-              </m:r>
-              <m:r>
-                <m:t>n</m:t>
-              </m:r>
-              <m:r>
-                <m:t>e</m:t>
-              </m:r>
-              <m:r>
-                <m:t>m</m:t>
-              </m:r>
-              <m:r>
-                <m:t>e</m:t>
-              </m:r>
-              <m:r>
-                <m:t>n</m:t>
-              </m:r>
-              <m:r>
-                <m:t>t</m:t>
-              </m:r>
-              <m:r>
+                <w:rPr>
+                  <w:rFonts w:ascii="Cambria Math" w:hAnsi="Cambria Math"/>
+                </w:rPr>
+                <m:t>Fonctionnement</m:t>
+              </m:r>
+              <m:r>
+                <w:rPr>
+                  <w:rFonts w:ascii="Cambria Math" w:hAnsi="Cambria Math"/>
+                </w:rPr>
                 <m:t> </m:t>
               </m:r>
               <m:r>
                 <m:rPr>
                   <m:sty m:val="p"/>
                 </m:rPr>
+                <w:rPr>
+                  <w:rFonts w:ascii="Cambria Math" w:hAnsi="Cambria Math"/>
+                </w:rPr>
                 <m:t>(</m:t>
               </m:r>
               <m:sSub>
+                <m:sSubPr>
+                  <m:ctrlPr>
+                    <w:rPr>
+                      <w:rFonts w:ascii="Cambria Math" w:hAnsi="Cambria Math"/>
+                    </w:rPr>
+                  </m:ctrlPr>
+                </m:sSubPr>
                 <m:e>
                   <m:r>
+                    <w:rPr>
+                      <w:rFonts w:ascii="Cambria Math" w:hAnsi="Cambria Math"/>
+                    </w:rPr>
                     <m:t>T</m:t>
                   </m:r>
                 </m:e>
                 <m:sub>
                   <m:r>
+                    <w:rPr>
+                      <w:rFonts w:ascii="Cambria Math" w:hAnsi="Cambria Math"/>
+                    </w:rPr>
                     <m:t>f</m:t>
                   </m:r>
                 </m:sub>
@@ -790,63 +761,67 @@
                 <m:rPr>
                   <m:sty m:val="p"/>
                 </m:rPr>
+                <w:rPr>
+                  <w:rFonts w:ascii="Cambria Math" w:hAnsi="Cambria Math"/>
+                </w:rPr>
                 <m:t>)</m:t>
               </m:r>
             </m:num>
             <m:den>
               <m:r>
-                <m:t>T</m:t>
-              </m:r>
-              <m:r>
-                <m:t>e</m:t>
-              </m:r>
-              <m:r>
-                <m:t>m</m:t>
-              </m:r>
-              <m:r>
-                <m:t>p</m:t>
-              </m:r>
-              <m:r>
-                <m:t>s</m:t>
-              </m:r>
-              <m:r>
+                <w:rPr>
+                  <w:rFonts w:ascii="Cambria Math" w:hAnsi="Cambria Math"/>
+                </w:rPr>
+                <m:t>Temps</m:t>
+              </m:r>
+              <m:r>
+                <w:rPr>
+                  <w:rFonts w:ascii="Cambria Math" w:hAnsi="Cambria Math"/>
+                </w:rPr>
                 <m:t> </m:t>
               </m:r>
               <m:r>
-                <m:t>R</m:t>
-              </m:r>
-              <m:r>
-                <m:t>e</m:t>
-              </m:r>
-              <m:r>
-                <m:t>q</m:t>
-              </m:r>
-              <m:r>
-                <m:t>u</m:t>
-              </m:r>
-              <m:r>
-                <m:t>i</m:t>
-              </m:r>
-              <m:r>
-                <m:t>s</m:t>
-              </m:r>
-              <m:r>
+                <w:rPr>
+                  <w:rFonts w:ascii="Cambria Math" w:hAnsi="Cambria Math"/>
+                </w:rPr>
+                <m:t>Requis</m:t>
+              </m:r>
+              <m:r>
+                <w:rPr>
+                  <w:rFonts w:ascii="Cambria Math" w:hAnsi="Cambria Math"/>
+                </w:rPr>
                 <m:t> </m:t>
               </m:r>
               <m:r>
                 <m:rPr>
                   <m:sty m:val="p"/>
                 </m:rPr>
+                <w:rPr>
+                  <w:rFonts w:ascii="Cambria Math" w:hAnsi="Cambria Math"/>
+                </w:rPr>
                 <m:t>(</m:t>
               </m:r>
               <m:sSub>
+                <m:sSubPr>
+                  <m:ctrlPr>
+                    <w:rPr>
+                      <w:rFonts w:ascii="Cambria Math" w:hAnsi="Cambria Math"/>
+                    </w:rPr>
+                  </m:ctrlPr>
+                </m:sSubPr>
                 <m:e>
                   <m:r>
+                    <w:rPr>
+                      <w:rFonts w:ascii="Cambria Math" w:hAnsi="Cambria Math"/>
+                    </w:rPr>
                     <m:t>T</m:t>
                   </m:r>
                 </m:e>
                 <m:sub>
                   <m:r>
+                    <w:rPr>
+                      <w:rFonts w:ascii="Cambria Math" w:hAnsi="Cambria Math"/>
+                    </w:rPr>
                     <m:t>r</m:t>
                   </m:r>
                 </m:sub>
@@ -855,6 +830,9 @@
                 <m:rPr>
                   <m:sty m:val="p"/>
                 </m:rPr>
+                <w:rPr>
+                  <w:rFonts w:ascii="Cambria Math" w:hAnsi="Cambria Math"/>
+                </w:rPr>
                 <m:t>)</m:t>
               </m:r>
             </m:den>
@@ -866,7 +844,7 @@
       <w:pPr>
         <w:numPr>
           <w:ilvl w:val="0"/>
-          <w:numId w:val="1005"/>
+          <w:numId w:val="6"/>
         </w:numPr>
       </w:pPr>
       <w:r>
@@ -874,17 +852,30 @@
           <w:b/>
           <w:bCs/>
         </w:rPr>
-        <w:t xml:space="preserve">Taux de Performance (</w:t>
+        <w:t>Taux de Performance (</w:t>
       </w:r>
       <m:oMath>
         <m:sSub>
+          <m:sSubPr>
+            <m:ctrlPr>
+              <w:rPr>
+                <w:rFonts w:ascii="Cambria Math" w:hAnsi="Cambria Math"/>
+              </w:rPr>
+            </m:ctrlPr>
+          </m:sSubPr>
           <m:e>
             <m:r>
+              <w:rPr>
+                <w:rFonts w:ascii="Cambria Math" w:hAnsi="Cambria Math"/>
+              </w:rPr>
               <m:t>T</m:t>
             </m:r>
           </m:e>
           <m:sub>
             <m:r>
+              <w:rPr>
+                <w:rFonts w:ascii="Cambria Math" w:hAnsi="Cambria Math"/>
+              </w:rPr>
               <m:t>p</m:t>
             </m:r>
           </m:sub>
@@ -895,18 +886,15 @@
           <w:b/>
           <w:bCs/>
         </w:rPr>
-        <w:t xml:space="preserve">)</w:t>
-      </w:r>
-      <w:r>
-        <w:t xml:space="preserve"> </w:t>
-      </w:r>
-      <w:r>
-        <w:t xml:space="preserve">:</w:t>
-      </w:r>
-    </w:p>
-    <w:p>
-      <w:pPr>
-        <w:pStyle w:val="BodyText"/>
+        <w:t>)</w:t>
+      </w:r>
+      <w:r>
+        <w:t xml:space="preserve"> :</w:t>
+      </w:r>
+    </w:p>
+    <w:p>
+      <w:pPr>
+        <w:pStyle w:val="Corpsdetexte"/>
       </w:pPr>
       <m:oMathPara>
         <m:oMathParaPr>
@@ -915,226 +903,180 @@
         <m:oMath>
           <m:f>
             <m:fPr>
-              <m:type m:val="bar"/>
+              <m:ctrlPr>
+                <w:rPr>
+                  <w:rFonts w:ascii="Cambria Math" w:hAnsi="Cambria Math"/>
+                </w:rPr>
+              </m:ctrlPr>
             </m:fPr>
             <m:num>
               <m:r>
-                <m:t>P</m:t>
-              </m:r>
-              <m:r>
+                <w:rPr>
+                  <w:rFonts w:ascii="Cambria Math" w:hAnsi="Cambria Math"/>
+                </w:rPr>
+                <m:t>Production</m:t>
+              </m:r>
+              <m:r>
+                <w:rPr>
+                  <w:rFonts w:ascii="Cambria Math" w:hAnsi="Cambria Math"/>
+                </w:rPr>
+                <m:t> </m:t>
+              </m:r>
+              <m:r>
+                <w:rPr>
+                  <w:rFonts w:ascii="Cambria Math" w:hAnsi="Cambria Math"/>
+                </w:rPr>
                 <m:t>r</m:t>
               </m:r>
               <m:r>
-                <m:t>o</m:t>
-              </m:r>
-              <m:r>
-                <m:t>d</m:t>
-              </m:r>
-              <m:r>
-                <m:t>u</m:t>
-              </m:r>
-              <m:r>
-                <m:t>c</m:t>
-              </m:r>
-              <m:r>
-                <m:t>t</m:t>
-              </m:r>
-              <m:r>
-                <m:t>i</m:t>
-              </m:r>
-              <m:r>
-                <m:t>o</m:t>
-              </m:r>
-              <m:r>
-                <m:t>n</m:t>
-              </m:r>
-              <m:r>
-                <m:t> </m:t>
-              </m:r>
-              <m:r>
-                <m:t>r</m:t>
-              </m:r>
-              <m:r>
+                <w:rPr>
+                  <w:rFonts w:ascii="Cambria Math" w:hAnsi="Cambria Math"/>
+                </w:rPr>
                 <m:t>é</m:t>
               </m:r>
               <m:r>
-                <m:t>e</m:t>
-              </m:r>
-              <m:r>
-                <m:t>l</m:t>
-              </m:r>
-              <m:r>
-                <m:t>l</m:t>
-              </m:r>
-              <m:r>
-                <m:t>e</m:t>
+                <w:rPr>
+                  <w:rFonts w:ascii="Cambria Math" w:hAnsi="Cambria Math"/>
+                </w:rPr>
+                <m:t>elle</m:t>
               </m:r>
               <m:r>
                 <m:rPr>
                   <m:sty m:val="p"/>
                 </m:rPr>
+                <w:rPr>
+                  <w:rFonts w:ascii="Cambria Math" w:hAnsi="Cambria Math"/>
+                </w:rPr>
                 <m:t>×</m:t>
               </m:r>
               <m:r>
-                <m:t>T</m:t>
-              </m:r>
-              <m:r>
-                <m:t>e</m:t>
-              </m:r>
-              <m:r>
-                <m:t>m</m:t>
-              </m:r>
-              <m:r>
-                <m:t>p</m:t>
-              </m:r>
-              <m:r>
-                <m:t>s</m:t>
-              </m:r>
-              <m:r>
+                <w:rPr>
+                  <w:rFonts w:ascii="Cambria Math" w:hAnsi="Cambria Math"/>
+                </w:rPr>
+                <m:t>Temps</m:t>
+              </m:r>
+              <m:r>
+                <w:rPr>
+                  <w:rFonts w:ascii="Cambria Math" w:hAnsi="Cambria Math"/>
+                </w:rPr>
                 <m:t> </m:t>
               </m:r>
               <m:r>
-                <m:t>d</m:t>
-              </m:r>
-              <m:r>
-                <m:t>e</m:t>
-              </m:r>
-              <m:r>
+                <w:rPr>
+                  <w:rFonts w:ascii="Cambria Math" w:hAnsi="Cambria Math"/>
+                </w:rPr>
+                <m:t>de</m:t>
+              </m:r>
+              <m:r>
+                <w:rPr>
+                  <w:rFonts w:ascii="Cambria Math" w:hAnsi="Cambria Math"/>
+                </w:rPr>
                 <m:t> </m:t>
               </m:r>
               <m:r>
-                <m:t>c</m:t>
-              </m:r>
-              <m:r>
-                <m:t>y</m:t>
-              </m:r>
-              <m:r>
-                <m:t>c</m:t>
-              </m:r>
-              <m:r>
-                <m:t>l</m:t>
-              </m:r>
-              <m:r>
-                <m:t>e</m:t>
-              </m:r>
-              <m:r>
+                <w:rPr>
+                  <w:rFonts w:ascii="Cambria Math" w:hAnsi="Cambria Math"/>
+                </w:rPr>
+                <m:t>cycle</m:t>
+              </m:r>
+              <m:r>
+                <w:rPr>
+                  <w:rFonts w:ascii="Cambria Math" w:hAnsi="Cambria Math"/>
+                </w:rPr>
                 <m:t> </m:t>
               </m:r>
               <m:r>
+                <w:rPr>
+                  <w:rFonts w:ascii="Cambria Math" w:hAnsi="Cambria Math"/>
+                </w:rPr>
                 <m:t>t</m:t>
               </m:r>
               <m:r>
+                <w:rPr>
+                  <w:rFonts w:ascii="Cambria Math" w:hAnsi="Cambria Math"/>
+                </w:rPr>
                 <m:t>h</m:t>
               </m:r>
               <m:r>
+                <w:rPr>
+                  <w:rFonts w:ascii="Cambria Math" w:hAnsi="Cambria Math"/>
+                </w:rPr>
                 <m:t>é</m:t>
               </m:r>
               <m:r>
-                <m:t>o</m:t>
-              </m:r>
-              <m:r>
-                <m:t>r</m:t>
-              </m:r>
-              <m:r>
-                <m:t>i</m:t>
-              </m:r>
-              <m:r>
-                <m:t>q</m:t>
-              </m:r>
-              <m:r>
-                <m:t>u</m:t>
-              </m:r>
-              <m:r>
-                <m:t>e</m:t>
+                <w:rPr>
+                  <w:rFonts w:ascii="Cambria Math" w:hAnsi="Cambria Math"/>
+                </w:rPr>
+                <m:t>orique</m:t>
               </m:r>
             </m:num>
             <m:den>
               <m:r>
-                <m:t>T</m:t>
-              </m:r>
-              <m:r>
-                <m:t>e</m:t>
-              </m:r>
-              <m:r>
-                <m:t>m</m:t>
-              </m:r>
-              <m:r>
-                <m:t>p</m:t>
-              </m:r>
-              <m:r>
-                <m:t>s</m:t>
-              </m:r>
-              <m:r>
+                <w:rPr>
+                  <w:rFonts w:ascii="Cambria Math" w:hAnsi="Cambria Math"/>
+                </w:rPr>
+                <m:t>Temps</m:t>
+              </m:r>
+              <m:r>
+                <w:rPr>
+                  <w:rFonts w:ascii="Cambria Math" w:hAnsi="Cambria Math"/>
+                </w:rPr>
                 <m:t> </m:t>
               </m:r>
               <m:r>
-                <m:t>d</m:t>
-              </m:r>
-              <m:r>
-                <m:t>e</m:t>
-              </m:r>
-              <m:r>
+                <w:rPr>
+                  <w:rFonts w:ascii="Cambria Math" w:hAnsi="Cambria Math"/>
+                </w:rPr>
+                <m:t>de</m:t>
+              </m:r>
+              <m:r>
+                <w:rPr>
+                  <w:rFonts w:ascii="Cambria Math" w:hAnsi="Cambria Math"/>
+                </w:rPr>
                 <m:t> </m:t>
               </m:r>
               <m:r>
-                <m:t>F</m:t>
-              </m:r>
-              <m:r>
-                <m:t>o</m:t>
-              </m:r>
-              <m:r>
-                <m:t>n</m:t>
-              </m:r>
-              <m:r>
-                <m:t>c</m:t>
-              </m:r>
-              <m:r>
-                <m:t>t</m:t>
-              </m:r>
-              <m:r>
-                <m:t>i</m:t>
-              </m:r>
-              <m:r>
-                <m:t>o</m:t>
-              </m:r>
-              <m:r>
-                <m:t>n</m:t>
-              </m:r>
-              <m:r>
-                <m:t>n</m:t>
-              </m:r>
-              <m:r>
-                <m:t>e</m:t>
-              </m:r>
-              <m:r>
-                <m:t>m</m:t>
-              </m:r>
-              <m:r>
-                <m:t>e</m:t>
-              </m:r>
-              <m:r>
-                <m:t>n</m:t>
-              </m:r>
-              <m:r>
-                <m:t>t</m:t>
-              </m:r>
-              <m:r>
+                <w:rPr>
+                  <w:rFonts w:ascii="Cambria Math" w:hAnsi="Cambria Math"/>
+                </w:rPr>
+                <m:t>Fonctionnement</m:t>
+              </m:r>
+              <m:r>
+                <w:rPr>
+                  <w:rFonts w:ascii="Cambria Math" w:hAnsi="Cambria Math"/>
+                </w:rPr>
                 <m:t> </m:t>
               </m:r>
               <m:r>
                 <m:rPr>
                   <m:sty m:val="p"/>
                 </m:rPr>
+                <w:rPr>
+                  <w:rFonts w:ascii="Cambria Math" w:hAnsi="Cambria Math"/>
+                </w:rPr>
                 <m:t>(</m:t>
               </m:r>
               <m:sSub>
+                <m:sSubPr>
+                  <m:ctrlPr>
+                    <w:rPr>
+                      <w:rFonts w:ascii="Cambria Math" w:hAnsi="Cambria Math"/>
+                    </w:rPr>
+                  </m:ctrlPr>
+                </m:sSubPr>
                 <m:e>
                   <m:r>
+                    <w:rPr>
+                      <w:rFonts w:ascii="Cambria Math" w:hAnsi="Cambria Math"/>
+                    </w:rPr>
                     <m:t>T</m:t>
                   </m:r>
                 </m:e>
                 <m:sub>
                   <m:r>
+                    <w:rPr>
+                      <w:rFonts w:ascii="Cambria Math" w:hAnsi="Cambria Math"/>
+                    </w:rPr>
                     <m:t>f</m:t>
                   </m:r>
                 </m:sub>
@@ -1143,6 +1085,9 @@
                 <m:rPr>
                   <m:sty m:val="p"/>
                 </m:rPr>
+                <w:rPr>
+                  <w:rFonts w:ascii="Cambria Math" w:hAnsi="Cambria Math"/>
+                </w:rPr>
                 <m:t>)</m:t>
               </m:r>
             </m:den>
@@ -1154,7 +1099,7 @@
       <w:pPr>
         <w:numPr>
           <w:ilvl w:val="0"/>
-          <w:numId w:val="1000"/>
+          <w:numId w:val="1"/>
         </w:numPr>
       </w:pPr>
       <w:r>
@@ -1162,14 +1107,14 @@
           <w:i/>
           <w:iCs/>
         </w:rPr>
-        <w:t xml:space="preserve">(Note : Temps de cycle théorique = 1 minute / 12 sacs)</w:t>
+        <w:t>(Note : Temps de cycle théorique = 1 minute / 12 sacs)</w:t>
       </w:r>
     </w:p>
     <w:p>
       <w:pPr>
         <w:numPr>
           <w:ilvl w:val="0"/>
-          <w:numId w:val="1005"/>
+          <w:numId w:val="6"/>
         </w:numPr>
       </w:pPr>
       <w:r>
@@ -1177,17 +1122,30 @@
           <w:b/>
           <w:bCs/>
         </w:rPr>
-        <w:t xml:space="preserve">Taux de Qualité (</w:t>
+        <w:t>Taux de Qualité (</w:t>
       </w:r>
       <m:oMath>
         <m:sSub>
+          <m:sSubPr>
+            <m:ctrlPr>
+              <w:rPr>
+                <w:rFonts w:ascii="Cambria Math" w:hAnsi="Cambria Math"/>
+              </w:rPr>
+            </m:ctrlPr>
+          </m:sSubPr>
           <m:e>
             <m:r>
+              <w:rPr>
+                <w:rFonts w:ascii="Cambria Math" w:hAnsi="Cambria Math"/>
+              </w:rPr>
               <m:t>T</m:t>
             </m:r>
           </m:e>
           <m:sub>
             <m:r>
+              <w:rPr>
+                <w:rFonts w:ascii="Cambria Math" w:hAnsi="Cambria Math"/>
+              </w:rPr>
               <m:t>q</m:t>
             </m:r>
           </m:sub>
@@ -1198,18 +1156,15 @@
           <w:b/>
           <w:bCs/>
         </w:rPr>
-        <w:t xml:space="preserve">)</w:t>
-      </w:r>
-      <w:r>
-        <w:t xml:space="preserve"> </w:t>
-      </w:r>
-      <w:r>
-        <w:t xml:space="preserve">:</w:t>
-      </w:r>
-    </w:p>
-    <w:p>
-      <w:pPr>
-        <w:pStyle w:val="BodyText"/>
+        <w:t>)</w:t>
+      </w:r>
+      <w:r>
+        <w:t xml:space="preserve"> :</w:t>
+      </w:r>
+    </w:p>
+    <w:p>
+      <w:pPr>
+        <w:pStyle w:val="Corpsdetexte"/>
       </w:pPr>
       <m:oMathPara>
         <m:oMathParaPr>
@@ -1218,136 +1173,65 @@
         <m:oMath>
           <m:f>
             <m:fPr>
-              <m:type m:val="bar"/>
+              <m:ctrlPr>
+                <w:rPr>
+                  <w:rFonts w:ascii="Cambria Math" w:hAnsi="Cambria Math"/>
+                </w:rPr>
+              </m:ctrlPr>
             </m:fPr>
             <m:num>
               <m:r>
-                <m:t>P</m:t>
-              </m:r>
-              <m:r>
-                <m:t>r</m:t>
-              </m:r>
-              <m:r>
-                <m:t>o</m:t>
-              </m:r>
-              <m:r>
-                <m:t>d</m:t>
-              </m:r>
-              <m:r>
-                <m:t>u</m:t>
-              </m:r>
-              <m:r>
-                <m:t>c</m:t>
-              </m:r>
-              <m:r>
-                <m:t>t</m:t>
-              </m:r>
-              <m:r>
-                <m:t>i</m:t>
-              </m:r>
-              <m:r>
-                <m:t>o</m:t>
-              </m:r>
-              <m:r>
-                <m:t>n</m:t>
-              </m:r>
-              <m:r>
+                <w:rPr>
+                  <w:rFonts w:ascii="Cambria Math" w:hAnsi="Cambria Math"/>
+                </w:rPr>
+                <m:t>Production</m:t>
+              </m:r>
+              <m:r>
+                <w:rPr>
+                  <w:rFonts w:ascii="Cambria Math" w:hAnsi="Cambria Math"/>
+                </w:rPr>
                 <m:t> </m:t>
               </m:r>
               <m:r>
-                <m:t>t</m:t>
-              </m:r>
-              <m:r>
-                <m:t>o</m:t>
-              </m:r>
-              <m:r>
-                <m:t>t</m:t>
-              </m:r>
-              <m:r>
-                <m:t>a</m:t>
-              </m:r>
-              <m:r>
-                <m:t>l</m:t>
-              </m:r>
-              <m:r>
-                <m:t>e</m:t>
+                <w:rPr>
+                  <w:rFonts w:ascii="Cambria Math" w:hAnsi="Cambria Math"/>
+                </w:rPr>
+                <m:t>totale</m:t>
               </m:r>
               <m:r>
                 <m:rPr>
                   <m:sty m:val="p"/>
                 </m:rPr>
-                <m:t>−</m:t>
-              </m:r>
-              <m:r>
-                <m:t>R</m:t>
-              </m:r>
-              <m:r>
-                <m:t>e</m:t>
-              </m:r>
-              <m:r>
-                <m:t>b</m:t>
-              </m:r>
-              <m:r>
-                <m:t>u</m:t>
-              </m:r>
-              <m:r>
-                <m:t>t</m:t>
-              </m:r>
-              <m:r>
-                <m:t>s</m:t>
+                <w:rPr>
+                  <w:rFonts w:ascii="Cambria Math" w:hAnsi="Cambria Math"/>
+                </w:rPr>
+                <m:t>-</m:t>
+              </m:r>
+              <m:r>
+                <w:rPr>
+                  <w:rFonts w:ascii="Cambria Math" w:hAnsi="Cambria Math"/>
+                </w:rPr>
+                <m:t>Rebuts</m:t>
               </m:r>
             </m:num>
             <m:den>
               <m:r>
-                <m:t>P</m:t>
-              </m:r>
-              <m:r>
-                <m:t>r</m:t>
-              </m:r>
-              <m:r>
-                <m:t>o</m:t>
-              </m:r>
-              <m:r>
-                <m:t>d</m:t>
-              </m:r>
-              <m:r>
-                <m:t>u</m:t>
-              </m:r>
-              <m:r>
-                <m:t>c</m:t>
-              </m:r>
-              <m:r>
-                <m:t>t</m:t>
-              </m:r>
-              <m:r>
-                <m:t>i</m:t>
-              </m:r>
-              <m:r>
-                <m:t>o</m:t>
-              </m:r>
-              <m:r>
-                <m:t>n</m:t>
-              </m:r>
-              <m:r>
+                <w:rPr>
+                  <w:rFonts w:ascii="Cambria Math" w:hAnsi="Cambria Math"/>
+                </w:rPr>
+                <m:t>Production</m:t>
+              </m:r>
+              <m:r>
+                <w:rPr>
+                  <w:rFonts w:ascii="Cambria Math" w:hAnsi="Cambria Math"/>
+                </w:rPr>
                 <m:t> </m:t>
               </m:r>
               <m:r>
-                <m:t>t</m:t>
-              </m:r>
-              <m:r>
-                <m:t>o</m:t>
-              </m:r>
-              <m:r>
-                <m:t>t</m:t>
-              </m:r>
-              <m:r>
-                <m:t>a</m:t>
-              </m:r>
-              <m:r>
-                <m:t>l</m:t>
-              </m:r>
-              <m:r>
-                <m:t>e</m:t>
+                <w:rPr>
+                  <w:rFonts w:ascii="Cambria Math" w:hAnsi="Cambria Math"/>
+                </w:rPr>
+                <m:t>totale</m:t>
               </m:r>
             </m:den>
           </m:f>
@@ -1356,19 +1240,19 @@
     </w:p>
     <w:p>
       <w:r>
-        <w:pict>
-          <v:rect style="width:0;height:1.5pt" o:hralign="center" o:hrstd="t" o:hr="t"/>
+        <w:pict w14:anchorId="21CF45E1">
+          <v:rect id="_x0000_i1029" style="width:0;height:1.5pt" o:hralign="center" o:hrstd="t" o:hr="t"/>
         </w:pict>
       </w:r>
     </w:p>
-    <w:bookmarkEnd w:id="15"/>
-    <w:bookmarkStart w:id="16" w:name="activité-3-synthèse-et-diagnostic-30-min"/>
-    <w:p>
-      <w:pPr>
-        <w:pStyle w:val="Heading2"/>
-      </w:pPr>
-      <w:r>
-        <w:t xml:space="preserve">5. Activité 3 : Synthèse et Diagnostic (30 min)</w:t>
+    <w:p>
+      <w:pPr>
+        <w:pStyle w:val="Titre2"/>
+      </w:pPr>
+      <w:bookmarkStart w:id="5" w:name="activité-3-synthèse-et-diagnostic-30-min"/>
+      <w:bookmarkEnd w:id="4"/>
+      <w:r>
+        <w:t>5. Activité 3 : Synthèse et Diagnostic (30 min)</w:t>
       </w:r>
     </w:p>
     <w:p>
@@ -1376,7 +1260,7 @@
         <w:pStyle w:val="Compact"/>
         <w:numPr>
           <w:ilvl w:val="0"/>
-          <w:numId w:val="1006"/>
+          <w:numId w:val="7"/>
         </w:numPr>
       </w:pPr>
       <w:r>
@@ -1384,38 +1268,48 @@
           <w:b/>
           <w:bCs/>
         </w:rPr>
-        <w:t xml:space="preserve">Calcul du TRS</w:t>
-      </w:r>
-      <w:r>
-        <w:t xml:space="preserve"> </w:t>
-      </w:r>
-      <w:r>
-        <w:t xml:space="preserve">: Multipliez les trois taux obtenus (</w:t>
+        <w:t>Calcul du TRS</w:t>
+      </w:r>
+      <w:r>
+        <w:t xml:space="preserve"> : Multipliez les trois taux obtenus (</w:t>
       </w:r>
       <m:oMath>
         <m:r>
-          <m:t>T</m:t>
-        </m:r>
-        <m:r>
-          <m:t>R</m:t>
-        </m:r>
-        <m:r>
-          <m:t>S</m:t>
+          <w:rPr>
+            <w:rFonts w:ascii="Cambria Math" w:hAnsi="Cambria Math"/>
+          </w:rPr>
+          <m:t>TRS</m:t>
         </m:r>
         <m:r>
           <m:rPr>
             <m:sty m:val="p"/>
           </m:rPr>
+          <w:rPr>
+            <w:rFonts w:ascii="Cambria Math" w:hAnsi="Cambria Math"/>
+          </w:rPr>
           <m:t>=</m:t>
         </m:r>
         <m:sSub>
+          <m:sSubPr>
+            <m:ctrlPr>
+              <w:rPr>
+                <w:rFonts w:ascii="Cambria Math" w:hAnsi="Cambria Math"/>
+              </w:rPr>
+            </m:ctrlPr>
+          </m:sSubPr>
           <m:e>
             <m:r>
+              <w:rPr>
+                <w:rFonts w:ascii="Cambria Math" w:hAnsi="Cambria Math"/>
+              </w:rPr>
               <m:t>D</m:t>
             </m:r>
           </m:e>
           <m:sub>
             <m:r>
+              <w:rPr>
+                <w:rFonts w:ascii="Cambria Math" w:hAnsi="Cambria Math"/>
+              </w:rPr>
               <m:t>o</m:t>
             </m:r>
           </m:sub>
@@ -1424,16 +1318,32 @@
           <m:rPr>
             <m:sty m:val="p"/>
           </m:rPr>
+          <w:rPr>
+            <w:rFonts w:ascii="Cambria Math" w:hAnsi="Cambria Math"/>
+          </w:rPr>
           <m:t>×</m:t>
         </m:r>
         <m:sSub>
+          <m:sSubPr>
+            <m:ctrlPr>
+              <w:rPr>
+                <w:rFonts w:ascii="Cambria Math" w:hAnsi="Cambria Math"/>
+              </w:rPr>
+            </m:ctrlPr>
+          </m:sSubPr>
           <m:e>
             <m:r>
+              <w:rPr>
+                <w:rFonts w:ascii="Cambria Math" w:hAnsi="Cambria Math"/>
+              </w:rPr>
               <m:t>T</m:t>
             </m:r>
           </m:e>
           <m:sub>
             <m:r>
+              <w:rPr>
+                <w:rFonts w:ascii="Cambria Math" w:hAnsi="Cambria Math"/>
+              </w:rPr>
               <m:t>p</m:t>
             </m:r>
           </m:sub>
@@ -1442,23 +1352,39 @@
           <m:rPr>
             <m:sty m:val="p"/>
           </m:rPr>
+          <w:rPr>
+            <w:rFonts w:ascii="Cambria Math" w:hAnsi="Cambria Math"/>
+          </w:rPr>
           <m:t>×</m:t>
         </m:r>
         <m:sSub>
+          <m:sSubPr>
+            <m:ctrlPr>
+              <w:rPr>
+                <w:rFonts w:ascii="Cambria Math" w:hAnsi="Cambria Math"/>
+              </w:rPr>
+            </m:ctrlPr>
+          </m:sSubPr>
           <m:e>
             <m:r>
+              <w:rPr>
+                <w:rFonts w:ascii="Cambria Math" w:hAnsi="Cambria Math"/>
+              </w:rPr>
               <m:t>T</m:t>
             </m:r>
           </m:e>
           <m:sub>
             <m:r>
+              <w:rPr>
+                <w:rFonts w:ascii="Cambria Math" w:hAnsi="Cambria Math"/>
+              </w:rPr>
               <m:t>q</m:t>
             </m:r>
           </m:sub>
         </m:sSub>
       </m:oMath>
       <w:r>
-        <w:t xml:space="preserve">).</w:t>
+        <w:t>).</w:t>
       </w:r>
     </w:p>
     <w:p>
@@ -1466,7 +1392,7 @@
         <w:pStyle w:val="Compact"/>
         <w:numPr>
           <w:ilvl w:val="0"/>
-          <w:numId w:val="1006"/>
+          <w:numId w:val="7"/>
         </w:numPr>
       </w:pPr>
       <w:r>
@@ -1474,13 +1400,10 @@
           <w:b/>
           <w:bCs/>
         </w:rPr>
-        <w:t xml:space="preserve">Analyse critique</w:t>
-      </w:r>
-      <w:r>
-        <w:t xml:space="preserve"> </w:t>
-      </w:r>
-      <w:r>
-        <w:t xml:space="preserve">:</w:t>
+        <w:t>Analyse critique</w:t>
+      </w:r>
+      <w:r>
+        <w:t xml:space="preserve"> :</w:t>
       </w:r>
     </w:p>
     <w:p>
@@ -1488,11 +1411,11 @@
         <w:pStyle w:val="Compact"/>
         <w:numPr>
           <w:ilvl w:val="1"/>
-          <w:numId w:val="1007"/>
+          <w:numId w:val="8"/>
         </w:numPr>
       </w:pPr>
       <w:r>
-        <w:t xml:space="preserve">Quel indicateur est le plus faible ?</w:t>
+        <w:t>Quel indicateur est le plus faible ?</w:t>
       </w:r>
     </w:p>
     <w:p>
@@ -1500,23 +1423,11 @@
         <w:pStyle w:val="Compact"/>
         <w:numPr>
           <w:ilvl w:val="1"/>
-          <w:numId w:val="1007"/>
+          <w:numId w:val="8"/>
         </w:numPr>
       </w:pPr>
       <w:r>
-        <w:t xml:space="preserve">Le responsable de production a-t-il raison de dire que c’est</w:t>
-      </w:r>
-      <w:r>
-        <w:t xml:space="preserve"> </w:t>
-      </w:r>
-      <w:r>
-        <w:t xml:space="preserve">“uniquement”</w:t>
-      </w:r>
-      <w:r>
-        <w:t xml:space="preserve"> </w:t>
-      </w:r>
-      <w:r>
-        <w:t xml:space="preserve">la faute de la maintenance ?</w:t>
+        <w:t>Le responsable de production a-t-il raison de dire que c’est “uniquement” la faute de la maintenance ?</w:t>
       </w:r>
     </w:p>
     <w:p>
@@ -1524,61 +1435,69 @@
         <w:pStyle w:val="Compact"/>
         <w:numPr>
           <w:ilvl w:val="1"/>
-          <w:numId w:val="1007"/>
+          <w:numId w:val="8"/>
         </w:numPr>
       </w:pPr>
       <w:r>
-        <w:t xml:space="preserve">Proposez une solution technique pour améliorer le</w:t>
-      </w:r>
-      <w:r>
-        <w:t xml:space="preserve"> </w:t>
+        <w:t xml:space="preserve">Proposez une solution technique pour améliorer le </w:t>
       </w:r>
       <m:oMath>
         <m:sSub>
+          <m:sSubPr>
+            <m:ctrlPr>
+              <w:rPr>
+                <w:rFonts w:ascii="Cambria Math" w:hAnsi="Cambria Math"/>
+              </w:rPr>
+            </m:ctrlPr>
+          </m:sSubPr>
           <m:e>
             <m:r>
+              <w:rPr>
+                <w:rFonts w:ascii="Cambria Math" w:hAnsi="Cambria Math"/>
+              </w:rPr>
               <m:t>T</m:t>
             </m:r>
           </m:e>
           <m:sub>
             <m:r>
+              <w:rPr>
+                <w:rFonts w:ascii="Cambria Math" w:hAnsi="Cambria Math"/>
+              </w:rPr>
               <m:t>p</m:t>
             </m:r>
           </m:sub>
         </m:sSub>
       </m:oMath>
       <w:r>
-        <w:t xml:space="preserve"> </w:t>
-      </w:r>
-      <w:r>
-        <w:t xml:space="preserve">(Taux de Performance).</w:t>
-      </w:r>
-    </w:p>
-    <w:p>
-      <w:r>
-        <w:pict>
-          <v:rect style="width:0;height:1.5pt" o:hralign="center" o:hrstd="t" o:hr="t"/>
+        <w:t xml:space="preserve"> (Taux de Performance).</w:t>
+      </w:r>
+    </w:p>
+    <w:p>
+      <w:r>
+        <w:lastRenderedPageBreak/>
+        <w:pict w14:anchorId="21CF45E2">
+          <v:rect id="_x0000_i1030" style="width:0;height:1.5pt" o:hralign="center" o:hrstd="t" o:hr="t"/>
         </w:pict>
       </w:r>
     </w:p>
-    <w:bookmarkEnd w:id="16"/>
-    <w:bookmarkEnd w:id="17"/>
-    <w:bookmarkStart w:id="21" w:name="corrigé-réservé-au-formateur"/>
-    <w:p>
-      <w:pPr>
-        <w:pStyle w:val="Heading1"/>
-      </w:pPr>
-      <w:r>
-        <w:t xml:space="preserve">CORRIGÉ (Réservé au Formateur)</w:t>
-      </w:r>
-    </w:p>
-    <w:bookmarkStart w:id="18" w:name="analyse-des-temps"/>
-    <w:p>
-      <w:pPr>
-        <w:pStyle w:val="Heading3"/>
-      </w:pPr>
-      <w:r>
-        <w:t xml:space="preserve">1. Analyse des Temps</w:t>
+    <w:p>
+      <w:pPr>
+        <w:pStyle w:val="Titre1"/>
+      </w:pPr>
+      <w:bookmarkStart w:id="6" w:name="corrigé-réservé-au-formateur"/>
+      <w:bookmarkEnd w:id="0"/>
+      <w:bookmarkEnd w:id="5"/>
+      <w:r>
+        <w:t>CORRIGÉ (Réservé au Formateur)</w:t>
+      </w:r>
+    </w:p>
+    <w:p>
+      <w:pPr>
+        <w:pStyle w:val="Titre3"/>
+      </w:pPr>
+      <w:bookmarkStart w:id="7" w:name="analyse-des-temps"/>
+      <w:r>
+        <w:t>1. Analyse des Temps</w:t>
       </w:r>
     </w:p>
     <w:p>
@@ -1586,41 +1505,48 @@
         <w:pStyle w:val="Compact"/>
         <w:numPr>
           <w:ilvl w:val="0"/>
-          <w:numId w:val="1008"/>
+          <w:numId w:val="9"/>
         </w:numPr>
       </w:pPr>
       <m:oMath>
         <m:sSub>
+          <m:sSubPr>
+            <m:ctrlPr>
+              <w:rPr>
+                <w:rFonts w:ascii="Cambria Math" w:hAnsi="Cambria Math"/>
+              </w:rPr>
+            </m:ctrlPr>
+          </m:sSubPr>
           <m:e>
             <m:r>
+              <w:rPr>
+                <w:rFonts w:ascii="Cambria Math" w:hAnsi="Cambria Math"/>
+              </w:rPr>
               <m:t>T</m:t>
             </m:r>
           </m:e>
           <m:sub>
             <m:r>
+              <w:rPr>
+                <w:rFonts w:ascii="Cambria Math" w:hAnsi="Cambria Math"/>
+              </w:rPr>
               <m:t>o</m:t>
             </m:r>
           </m:sub>
         </m:sSub>
       </m:oMath>
       <w:r>
-        <w:t xml:space="preserve"> </w:t>
-      </w:r>
-      <w:r>
-        <w:t xml:space="preserve">: 8h x 60 min =</w:t>
-      </w:r>
-      <w:r>
-        <w:t xml:space="preserve"> </w:t>
-      </w:r>
-      <w:r>
-        <w:rPr>
-          <w:b/>
-          <w:bCs/>
-        </w:rPr>
-        <w:t xml:space="preserve">480 min</w:t>
-      </w:r>
-      <w:r>
-        <w:t xml:space="preserve">.</w:t>
+        <w:t xml:space="preserve"> : 8h x 60 min = </w:t>
+      </w:r>
+      <w:r>
+        <w:rPr>
+          <w:b/>
+          <w:bCs/>
+        </w:rPr>
+        <w:t>480 min</w:t>
+      </w:r>
+      <w:r>
+        <w:t>.</w:t>
       </w:r>
     </w:p>
     <w:p>
@@ -1628,41 +1554,48 @@
         <w:pStyle w:val="Compact"/>
         <w:numPr>
           <w:ilvl w:val="0"/>
-          <w:numId w:val="1008"/>
+          <w:numId w:val="9"/>
         </w:numPr>
       </w:pPr>
       <m:oMath>
         <m:sSub>
+          <m:sSubPr>
+            <m:ctrlPr>
+              <w:rPr>
+                <w:rFonts w:ascii="Cambria Math" w:hAnsi="Cambria Math"/>
+              </w:rPr>
+            </m:ctrlPr>
+          </m:sSubPr>
           <m:e>
             <m:r>
+              <w:rPr>
+                <w:rFonts w:ascii="Cambria Math" w:hAnsi="Cambria Math"/>
+              </w:rPr>
               <m:t>T</m:t>
             </m:r>
           </m:e>
           <m:sub>
             <m:r>
+              <w:rPr>
+                <w:rFonts w:ascii="Cambria Math" w:hAnsi="Cambria Math"/>
+              </w:rPr>
               <m:t>r</m:t>
             </m:r>
           </m:sub>
         </m:sSub>
       </m:oMath>
       <w:r>
-        <w:t xml:space="preserve"> </w:t>
-      </w:r>
-      <w:r>
-        <w:t xml:space="preserve">: 480 - (2 x 15) - 20 =</w:t>
-      </w:r>
-      <w:r>
-        <w:t xml:space="preserve"> </w:t>
-      </w:r>
-      <w:r>
-        <w:rPr>
-          <w:b/>
-          <w:bCs/>
-        </w:rPr>
-        <w:t xml:space="preserve">430 min</w:t>
-      </w:r>
-      <w:r>
-        <w:t xml:space="preserve">.</w:t>
+        <w:t xml:space="preserve"> : 480 - (2 x 15) - 20 = </w:t>
+      </w:r>
+      <w:r>
+        <w:rPr>
+          <w:b/>
+          <w:bCs/>
+        </w:rPr>
+        <w:t>430 min</w:t>
+      </w:r>
+      <w:r>
+        <w:t>.</w:t>
       </w:r>
     </w:p>
     <w:p>
@@ -1670,51 +1603,58 @@
         <w:pStyle w:val="Compact"/>
         <w:numPr>
           <w:ilvl w:val="0"/>
-          <w:numId w:val="1008"/>
+          <w:numId w:val="9"/>
         </w:numPr>
       </w:pPr>
       <m:oMath>
         <m:sSub>
+          <m:sSubPr>
+            <m:ctrlPr>
+              <w:rPr>
+                <w:rFonts w:ascii="Cambria Math" w:hAnsi="Cambria Math"/>
+              </w:rPr>
+            </m:ctrlPr>
+          </m:sSubPr>
           <m:e>
             <m:r>
+              <w:rPr>
+                <w:rFonts w:ascii="Cambria Math" w:hAnsi="Cambria Math"/>
+              </w:rPr>
               <m:t>T</m:t>
             </m:r>
           </m:e>
           <m:sub>
             <m:r>
+              <w:rPr>
+                <w:rFonts w:ascii="Cambria Math" w:hAnsi="Cambria Math"/>
+              </w:rPr>
               <m:t>f</m:t>
             </m:r>
           </m:sub>
         </m:sSub>
       </m:oMath>
       <w:r>
-        <w:t xml:space="preserve"> </w:t>
-      </w:r>
-      <w:r>
-        <w:t xml:space="preserve">: 430 - 15 (bourrage) - 45 (panne) - 30 (série) =</w:t>
-      </w:r>
-      <w:r>
-        <w:t xml:space="preserve"> </w:t>
-      </w:r>
-      <w:r>
-        <w:rPr>
-          <w:b/>
-          <w:bCs/>
-        </w:rPr>
-        <w:t xml:space="preserve">340 min</w:t>
-      </w:r>
-      <w:r>
-        <w:t xml:space="preserve">.</w:t>
-      </w:r>
-    </w:p>
-    <w:bookmarkEnd w:id="18"/>
-    <w:bookmarkStart w:id="19" w:name="calcul-des-taux"/>
-    <w:p>
-      <w:pPr>
-        <w:pStyle w:val="Heading3"/>
-      </w:pPr>
-      <w:r>
-        <w:t xml:space="preserve">2. Calcul des Taux</w:t>
+        <w:t xml:space="preserve"> : 430 - 15 (bourrage) - 45 (panne) - 30 (série) = </w:t>
+      </w:r>
+      <w:r>
+        <w:rPr>
+          <w:b/>
+          <w:bCs/>
+        </w:rPr>
+        <w:t>340 min</w:t>
+      </w:r>
+      <w:r>
+        <w:t>.</w:t>
+      </w:r>
+    </w:p>
+    <w:p>
+      <w:pPr>
+        <w:pStyle w:val="Titre3"/>
+      </w:pPr>
+      <w:bookmarkStart w:id="8" w:name="calcul-des-taux"/>
+      <w:bookmarkEnd w:id="7"/>
+      <w:r>
+        <w:t>2. Calcul des Taux</w:t>
       </w:r>
     </w:p>
     <w:p>
@@ -1722,7 +1662,7 @@
         <w:pStyle w:val="Compact"/>
         <w:numPr>
           <w:ilvl w:val="0"/>
-          <w:numId w:val="1009"/>
+          <w:numId w:val="10"/>
         </w:numPr>
       </w:pPr>
       <w:r>
@@ -1730,17 +1670,30 @@
           <w:b/>
           <w:bCs/>
         </w:rPr>
-        <w:t xml:space="preserve">Disponibilité (</w:t>
+        <w:t>Disponibilité (</w:t>
       </w:r>
       <m:oMath>
         <m:sSub>
+          <m:sSubPr>
+            <m:ctrlPr>
+              <w:rPr>
+                <w:rFonts w:ascii="Cambria Math" w:hAnsi="Cambria Math"/>
+              </w:rPr>
+            </m:ctrlPr>
+          </m:sSubPr>
           <m:e>
             <m:r>
+              <w:rPr>
+                <w:rFonts w:ascii="Cambria Math" w:hAnsi="Cambria Math"/>
+              </w:rPr>
               <m:t>D</m:t>
             </m:r>
           </m:e>
           <m:sub>
             <m:r>
+              <w:rPr>
+                <w:rFonts w:ascii="Cambria Math" w:hAnsi="Cambria Math"/>
+              </w:rPr>
               <m:t>o</m:t>
             </m:r>
           </m:sub>
@@ -1751,26 +1704,20 @@
           <w:b/>
           <w:bCs/>
         </w:rPr>
-        <w:t xml:space="preserve">)</w:t>
-      </w:r>
-      <w:r>
-        <w:t xml:space="preserve"> </w:t>
-      </w:r>
-      <w:r>
-        <w:t xml:space="preserve">: 340 / 430 =</w:t>
-      </w:r>
-      <w:r>
-        <w:t xml:space="preserve"> </w:t>
-      </w:r>
-      <w:r>
-        <w:rPr>
-          <w:b/>
-          <w:bCs/>
-        </w:rPr>
-        <w:t xml:space="preserve">79,07%</w:t>
-      </w:r>
-      <w:r>
-        <w:t xml:space="preserve">.</w:t>
+        <w:t>)</w:t>
+      </w:r>
+      <w:r>
+        <w:t xml:space="preserve"> : 340 / 430 = </w:t>
+      </w:r>
+      <w:r>
+        <w:rPr>
+          <w:b/>
+          <w:bCs/>
+        </w:rPr>
+        <w:t>79,07%</w:t>
+      </w:r>
+      <w:r>
+        <w:t>.</w:t>
       </w:r>
     </w:p>
     <w:p>
@@ -1778,7 +1725,7 @@
         <w:pStyle w:val="Compact"/>
         <w:numPr>
           <w:ilvl w:val="0"/>
-          <w:numId w:val="1009"/>
+          <w:numId w:val="10"/>
         </w:numPr>
       </w:pPr>
       <w:r>
@@ -1786,17 +1733,30 @@
           <w:b/>
           <w:bCs/>
         </w:rPr>
-        <w:t xml:space="preserve">Performance (</w:t>
+        <w:t>Performance (</w:t>
       </w:r>
       <m:oMath>
         <m:sSub>
+          <m:sSubPr>
+            <m:ctrlPr>
+              <w:rPr>
+                <w:rFonts w:ascii="Cambria Math" w:hAnsi="Cambria Math"/>
+              </w:rPr>
+            </m:ctrlPr>
+          </m:sSubPr>
           <m:e>
             <m:r>
+              <w:rPr>
+                <w:rFonts w:ascii="Cambria Math" w:hAnsi="Cambria Math"/>
+              </w:rPr>
               <m:t>T</m:t>
             </m:r>
           </m:e>
           <m:sub>
             <m:r>
+              <w:rPr>
+                <w:rFonts w:ascii="Cambria Math" w:hAnsi="Cambria Math"/>
+              </w:rPr>
               <m:t>p</m:t>
             </m:r>
           </m:sub>
@@ -1807,13 +1767,10 @@
           <w:b/>
           <w:bCs/>
         </w:rPr>
-        <w:t xml:space="preserve">)</w:t>
-      </w:r>
-      <w:r>
-        <w:t xml:space="preserve"> </w:t>
-      </w:r>
-      <w:r>
-        <w:t xml:space="preserve">:</w:t>
+        <w:t>)</w:t>
+      </w:r>
+      <w:r>
+        <w:t xml:space="preserve"> :</w:t>
       </w:r>
     </w:p>
     <w:p>
@@ -1821,11 +1778,11 @@
         <w:pStyle w:val="Compact"/>
         <w:numPr>
           <w:ilvl w:val="1"/>
-          <w:numId w:val="1010"/>
+          <w:numId w:val="11"/>
         </w:numPr>
       </w:pPr>
       <w:r>
-        <w:t xml:space="preserve">Production idéale possible en 340 min : 340 x 12 = 4 080 sacs.</w:t>
+        <w:t>Production idéale possible en 340 min : 340 x 12 = 4 080 sacs.</w:t>
       </w:r>
     </w:p>
     <w:p>
@@ -1833,24 +1790,21 @@
         <w:pStyle w:val="Compact"/>
         <w:numPr>
           <w:ilvl w:val="1"/>
-          <w:numId w:val="1010"/>
+          <w:numId w:val="11"/>
         </w:numPr>
       </w:pPr>
       <w:r>
-        <w:t xml:space="preserve">Taux : 3 200 / 4 080 =</w:t>
-      </w:r>
-      <w:r>
-        <w:t xml:space="preserve"> </w:t>
-      </w:r>
-      <w:r>
-        <w:rPr>
-          <w:b/>
-          <w:bCs/>
-        </w:rPr>
-        <w:t xml:space="preserve">78,43%</w:t>
-      </w:r>
-      <w:r>
-        <w:t xml:space="preserve">.</w:t>
+        <w:t xml:space="preserve">Taux : 3 200 / 4 080 = </w:t>
+      </w:r>
+      <w:r>
+        <w:rPr>
+          <w:b/>
+          <w:bCs/>
+        </w:rPr>
+        <w:t>78,43%</w:t>
+      </w:r>
+      <w:r>
+        <w:t>.</w:t>
       </w:r>
     </w:p>
     <w:p>
@@ -1858,7 +1812,7 @@
         <w:pStyle w:val="Compact"/>
         <w:numPr>
           <w:ilvl w:val="0"/>
-          <w:numId w:val="1009"/>
+          <w:numId w:val="10"/>
         </w:numPr>
       </w:pPr>
       <w:r>
@@ -1866,17 +1820,30 @@
           <w:b/>
           <w:bCs/>
         </w:rPr>
-        <w:t xml:space="preserve">Qualité (</w:t>
+        <w:t>Qualité (</w:t>
       </w:r>
       <m:oMath>
         <m:sSub>
+          <m:sSubPr>
+            <m:ctrlPr>
+              <w:rPr>
+                <w:rFonts w:ascii="Cambria Math" w:hAnsi="Cambria Math"/>
+              </w:rPr>
+            </m:ctrlPr>
+          </m:sSubPr>
           <m:e>
             <m:r>
+              <w:rPr>
+                <w:rFonts w:ascii="Cambria Math" w:hAnsi="Cambria Math"/>
+              </w:rPr>
               <m:t>T</m:t>
             </m:r>
           </m:e>
           <m:sub>
             <m:r>
+              <w:rPr>
+                <w:rFonts w:ascii="Cambria Math" w:hAnsi="Cambria Math"/>
+              </w:rPr>
               <m:t>q</m:t>
             </m:r>
           </m:sub>
@@ -1887,36 +1854,30 @@
           <w:b/>
           <w:bCs/>
         </w:rPr>
-        <w:t xml:space="preserve">)</w:t>
-      </w:r>
-      <w:r>
-        <w:t xml:space="preserve"> </w:t>
-      </w:r>
-      <w:r>
-        <w:t xml:space="preserve">: (3 200 - 85) / 3 200 =</w:t>
-      </w:r>
-      <w:r>
-        <w:t xml:space="preserve"> </w:t>
-      </w:r>
-      <w:r>
-        <w:rPr>
-          <w:b/>
-          <w:bCs/>
-        </w:rPr>
-        <w:t xml:space="preserve">97,34%</w:t>
-      </w:r>
-      <w:r>
-        <w:t xml:space="preserve">.</w:t>
-      </w:r>
-    </w:p>
-    <w:bookmarkEnd w:id="19"/>
-    <w:bookmarkStart w:id="20" w:name="résultat-final"/>
-    <w:p>
-      <w:pPr>
-        <w:pStyle w:val="Heading3"/>
-      </w:pPr>
-      <w:r>
-        <w:t xml:space="preserve">3. Résultat Final</w:t>
+        <w:t>)</w:t>
+      </w:r>
+      <w:r>
+        <w:t xml:space="preserve"> : (3 200 - 85) / 3 200 = </w:t>
+      </w:r>
+      <w:r>
+        <w:rPr>
+          <w:b/>
+          <w:bCs/>
+        </w:rPr>
+        <w:t>97,34%</w:t>
+      </w:r>
+      <w:r>
+        <w:t>.</w:t>
+      </w:r>
+    </w:p>
+    <w:p>
+      <w:pPr>
+        <w:pStyle w:val="Titre3"/>
+      </w:pPr>
+      <w:bookmarkStart w:id="9" w:name="résultat-final"/>
+      <w:bookmarkEnd w:id="8"/>
+      <w:r>
+        <w:t>3. Résultat Final</w:t>
       </w:r>
     </w:p>
     <w:p>
@@ -1924,7 +1885,7 @@
         <w:pStyle w:val="Compact"/>
         <w:numPr>
           <w:ilvl w:val="0"/>
-          <w:numId w:val="1011"/>
+          <w:numId w:val="12"/>
         </w:numPr>
       </w:pPr>
       <w:r>
@@ -1932,26 +1893,20 @@
           <w:b/>
           <w:bCs/>
         </w:rPr>
-        <w:t xml:space="preserve">TRS</w:t>
-      </w:r>
-      <w:r>
-        <w:t xml:space="preserve"> </w:t>
-      </w:r>
-      <w:r>
-        <w:t xml:space="preserve">: 0,7907 x 0,7843 x 0,9734 =</w:t>
-      </w:r>
-      <w:r>
-        <w:t xml:space="preserve"> </w:t>
-      </w:r>
-      <w:r>
-        <w:rPr>
-          <w:b/>
-          <w:bCs/>
-        </w:rPr>
-        <w:t xml:space="preserve">60,37%</w:t>
-      </w:r>
-      <w:r>
-        <w:t xml:space="preserve">.</w:t>
+        <w:t>TRS</w:t>
+      </w:r>
+      <w:r>
+        <w:t xml:space="preserve"> : 0,7907 x 0,7843 x 0,9734 = </w:t>
+      </w:r>
+      <w:r>
+        <w:rPr>
+          <w:b/>
+          <w:bCs/>
+        </w:rPr>
+        <w:t>60,37%</w:t>
+      </w:r>
+      <w:r>
+        <w:t>.</w:t>
       </w:r>
     </w:p>
     <w:p>
@@ -1963,86 +1918,52 @@
           <w:b/>
           <w:bCs/>
         </w:rPr>
-        <w:t xml:space="preserve">Interprétation pour le groupe :</w:t>
-      </w:r>
-      <w:r>
-        <w:t xml:space="preserve"> </w:t>
-      </w:r>
-      <w:r>
-        <w:t xml:space="preserve">Le TRS est médiocre (~60%). La qualité est excellente, mais la machine perd énormément en</w:t>
-      </w:r>
-      <w:r>
-        <w:t xml:space="preserve"> </w:t>
-      </w:r>
-      <w:r>
-        <w:rPr>
-          <w:b/>
-          <w:bCs/>
-        </w:rPr>
-        <w:t xml:space="preserve">Disponibilité</w:t>
-      </w:r>
-      <w:r>
-        <w:t xml:space="preserve"> </w:t>
-      </w:r>
-      <w:r>
-        <w:t xml:space="preserve">(Pannes + Changements de série) et en</w:t>
-      </w:r>
-      <w:r>
-        <w:t xml:space="preserve"> </w:t>
-      </w:r>
-      <w:r>
-        <w:rPr>
-          <w:b/>
-          <w:bCs/>
-        </w:rPr>
-        <w:t xml:space="preserve">Performance</w:t>
-      </w:r>
-      <w:r>
-        <w:t xml:space="preserve"> </w:t>
-      </w:r>
-      <w:r>
-        <w:t xml:space="preserve">(elle tourne moins vite que sa capacité nominale).</w:t>
-      </w:r>
-    </w:p>
-    <w:bookmarkEnd w:id="20"/>
-    <w:bookmarkEnd w:id="21"/>
+        <w:t>Interprétation pour le groupe :</w:t>
+      </w:r>
+      <w:r>
+        <w:t xml:space="preserve"> Le TRS est médiocre (~60%). La qualité est excellente, mais la machine perd énormément en </w:t>
+      </w:r>
+      <w:r>
+        <w:rPr>
+          <w:b/>
+          <w:bCs/>
+        </w:rPr>
+        <w:t>Disponibilité</w:t>
+      </w:r>
+      <w:r>
+        <w:t xml:space="preserve"> (Pannes + Changements de série) et en </w:t>
+      </w:r>
+      <w:r>
+        <w:rPr>
+          <w:b/>
+          <w:bCs/>
+        </w:rPr>
+        <w:t>Performance</w:t>
+      </w:r>
+      <w:r>
+        <w:t xml:space="preserve"> (elle tourne moins vite que sa capacité nominale).</w:t>
+      </w:r>
+      <w:bookmarkEnd w:id="6"/>
+      <w:bookmarkEnd w:id="9"/>
+    </w:p>
     <w:sectPr>
       <w:footnotePr>
         <w:numRestart w:val="eachSect"/>
       </w:footnotePr>
+      <w:pgSz w:w="12240" w:h="15840"/>
+      <w:pgMar w:top="1417" w:right="1417" w:bottom="1417" w:left="1417" w:header="720" w:footer="720" w:gutter="0"/>
+      <w:cols w:space="720"/>
     </w:sectPr>
   </w:body>
 </w:document>
 </file>
 
-<file path=word/comments.xml><?xml version="1.0" encoding="utf-8"?>
-<w:comments xmlns:w="http://schemas.openxmlformats.org/wordprocessingml/2006/main" xmlns:m="http://schemas.openxmlformats.org/officeDocument/2006/math" xmlns:r="http://schemas.openxmlformats.org/officeDocument/2006/relationships" xmlns:o="urn:schemas-microsoft-com:office:office" xmlns:v="urn:schemas-microsoft-com:vml" xmlns:w10="urn:schemas-microsoft-com:office:word" xmlns:a="http://schemas.openxmlformats.org/drawingml/2006/main" xmlns:pic="http://schemas.openxmlformats.org/drawingml/2006/picture" xmlns:wp="http://schemas.openxmlformats.org/drawingml/2006/wordprocessingDrawing"/>
-</file>
-
-<file path=word/footnotes.xml><?xml version="1.0" encoding="utf-8"?>
-<w:footnotes xmlns:w="http://schemas.openxmlformats.org/wordprocessingml/2006/main" xmlns:m="http://schemas.openxmlformats.org/officeDocument/2006/math" xmlns:r="http://schemas.openxmlformats.org/officeDocument/2006/relationships" xmlns:o="urn:schemas-microsoft-com:office:office" xmlns:v="urn:schemas-microsoft-com:vml" xmlns:w10="urn:schemas-microsoft-com:office:word" xmlns:a="http://schemas.openxmlformats.org/drawingml/2006/main" xmlns:pic="http://schemas.openxmlformats.org/drawingml/2006/picture" xmlns:wp="http://schemas.openxmlformats.org/drawingml/2006/wordprocessingDrawing">
-  <w:footnote w:type="continuationSeparator" w:id="0">
-    <w:p>
-      <w:r>
-        <w:continuationSeparator/>
-      </w:r>
-    </w:p>
-  </w:footnote>
-  <w:footnote w:type="separator" w:id="-1">
-    <w:p>
-      <w:r>
-        <w:separator/>
-      </w:r>
-    </w:p>
-  </w:footnote>
-</w:footnotes>
-</file>
-
 <file path=word/numbering.xml><?xml version="1.0" encoding="utf-8"?>
-<w:numbering xmlns:w="http://schemas.openxmlformats.org/wordprocessingml/2006/main">
-  <w:abstractNum w:abstractNumId="990">
+<w:numbering xmlns:wpc="http://schemas.microsoft.com/office/word/2010/wordprocessingCanvas" xmlns:cx="http://schemas.microsoft.com/office/drawing/2014/chartex" xmlns:cx1="http://schemas.microsoft.com/office/drawing/2015/9/8/chartex" xmlns:cx2="http://schemas.microsoft.com/office/drawing/2015/10/21/chartex" xmlns:cx3="http://schemas.microsoft.com/office/drawing/2016/5/9/chartex" xmlns:cx4="http://schemas.microsoft.com/office/drawing/2016/5/10/chartex" xmlns:cx5="http://schemas.microsoft.com/office/drawing/2016/5/11/chartex" xmlns:cx6="http://schemas.microsoft.com/office/drawing/2016/5/12/chartex" xmlns:cx7="http://schemas.microsoft.com/office/drawing/2016/5/13/chartex" xmlns:cx8="http://schemas.microsoft.com/office/drawing/2016/5/14/chartex" xmlns:mc="http://schemas.openxmlformats.org/markup-compatibility/2006" xmlns:aink="http://schemas.microsoft.com/office/drawing/2016/ink" xmlns:am3d="http://schemas.microsoft.com/office/drawing/2017/model3d" xmlns:o="urn:schemas-microsoft-com:office:office" xmlns:oel="http://schemas.microsoft.com/office/2019/extlst" xmlns:r="http://schemas.openxmlformats.org/officeDocument/2006/relationships" xmlns:m="http://schemas.openxmlformats.org/officeDocument/2006/math" xmlns:v="urn:schemas-microsoft-com:vml" xmlns:wp14="http://schemas.microsoft.com/office/word/2010/wordprocessingDrawing" xmlns:wp="http://schemas.openxmlformats.org/drawingml/2006/wordprocessingDrawing" xmlns:w10="urn:schemas-microsoft-com:office:word" xmlns:w="http://schemas.openxmlformats.org/wordprocessingml/2006/main" xmlns:w14="http://schemas.microsoft.com/office/word/2010/wordml" xmlns:w15="http://schemas.microsoft.com/office/word/2012/wordml" xmlns:w16cex="http://schemas.microsoft.com/office/word/2018/wordml/cex" xmlns:w16cid="http://schemas.microsoft.com/office/word/2016/wordml/cid" xmlns:w16="http://schemas.microsoft.com/office/word/2018/wordml" xmlns:w16du="http://schemas.microsoft.com/office/word/2023/wordml/word16du" xmlns:w16sdtdh="http://schemas.microsoft.com/office/word/2020/wordml/sdtdatahash" xmlns:w16sdtfl="http://schemas.microsoft.com/office/word/2024/wordml/sdtformatlock" xmlns:w16se="http://schemas.microsoft.com/office/word/2015/wordml/symex" xmlns:wpg="http://schemas.microsoft.com/office/word/2010/wordprocessingGroup" xmlns:wpi="http://schemas.microsoft.com/office/word/2010/wordprocessingInk" xmlns:wne="http://schemas.microsoft.com/office/word/2006/wordml" xmlns:wps="http://schemas.microsoft.com/office/word/2010/wordprocessingShape" mc:Ignorable="w14 w15 w16se w16cid w16 w16cex w16sdtdh w16sdtfl w16du wp14">
+  <w:abstractNum w:abstractNumId="0" w15:restartNumberingAfterBreak="0">
     <w:nsid w:val="0000A990"/>
     <w:multiLevelType w:val="multilevel"/>
+    <w:tmpl w:val="1680A878"/>
     <w:lvl w:ilvl="0">
       <w:numFmt w:val="bullet"/>
       <w:lvlText w:val=" "/>
@@ -2116,9 +2037,10 @@
       </w:pPr>
     </w:lvl>
   </w:abstractNum>
-  <w:abstractNum w:abstractNumId="991">
+  <w:abstractNum w:abstractNumId="1" w15:restartNumberingAfterBreak="0">
     <w:nsid w:val="0000A991"/>
     <w:multiLevelType w:val="multilevel"/>
+    <w:tmpl w:val="91981CDC"/>
     <w:lvl w:ilvl="0">
       <w:numFmt w:val="bullet"/>
       <w:lvlText w:val=""/>
@@ -2219,9 +2141,10 @@
       </w:rPr>
     </w:lvl>
   </w:abstractNum>
-  <w:abstractNum w:abstractNumId="99411">
+  <w:abstractNum w:abstractNumId="2" w15:restartNumberingAfterBreak="0">
     <w:nsid w:val="00A99411"/>
     <w:multiLevelType w:val="multilevel"/>
+    <w:tmpl w:val="2F726F66"/>
     <w:lvl w:ilvl="0">
       <w:start w:val="1"/>
       <w:numFmt w:val="decimal"/>
@@ -2304,20 +2227,20 @@
       </w:pPr>
     </w:lvl>
   </w:abstractNum>
-  <w:num w:numId="1000">
-    <w:abstractNumId w:val="990"/>
+  <w:num w:numId="1" w16cid:durableId="1724134674">
+    <w:abstractNumId w:val="0"/>
   </w:num>
-  <w:num w:numId="1001">
-    <w:abstractNumId w:val="991"/>
+  <w:num w:numId="2" w16cid:durableId="665060110">
+    <w:abstractNumId w:val="1"/>
   </w:num>
-  <w:num w:numId="1002">
-    <w:abstractNumId w:val="991"/>
+  <w:num w:numId="3" w16cid:durableId="2060397137">
+    <w:abstractNumId w:val="1"/>
   </w:num>
-  <w:num w:numId="1003">
-    <w:abstractNumId w:val="991"/>
+  <w:num w:numId="4" w16cid:durableId="828863735">
+    <w:abstractNumId w:val="1"/>
   </w:num>
-  <w:num w:numId="1004">
-    <w:abstractNumId w:val="99411"/>
+  <w:num w:numId="5" w16cid:durableId="1855727814">
+    <w:abstractNumId w:val="2"/>
     <w:lvlOverride w:ilvl="0">
       <w:startOverride w:val="1"/>
     </w:lvlOverride>
@@ -2346,8 +2269,8 @@
       <w:startOverride w:val="1"/>
     </w:lvlOverride>
   </w:num>
-  <w:num w:numId="1005">
-    <w:abstractNumId w:val="99411"/>
+  <w:num w:numId="6" w16cid:durableId="564680001">
+    <w:abstractNumId w:val="2"/>
     <w:lvlOverride w:ilvl="0">
       <w:startOverride w:val="1"/>
     </w:lvlOverride>
@@ -2376,8 +2299,8 @@
       <w:startOverride w:val="1"/>
     </w:lvlOverride>
   </w:num>
-  <w:num w:numId="1006">
-    <w:abstractNumId w:val="99411"/>
+  <w:num w:numId="7" w16cid:durableId="352923763">
+    <w:abstractNumId w:val="2"/>
     <w:lvlOverride w:ilvl="0">
       <w:startOverride w:val="1"/>
     </w:lvlOverride>
@@ -2406,33 +2329,33 @@
       <w:startOverride w:val="1"/>
     </w:lvlOverride>
   </w:num>
-  <w:num w:numId="1007">
-    <w:abstractNumId w:val="991"/>
+  <w:num w:numId="8" w16cid:durableId="1423526093">
+    <w:abstractNumId w:val="1"/>
   </w:num>
-  <w:num w:numId="1008">
-    <w:abstractNumId w:val="991"/>
+  <w:num w:numId="9" w16cid:durableId="473449961">
+    <w:abstractNumId w:val="1"/>
   </w:num>
-  <w:num w:numId="1009">
-    <w:abstractNumId w:val="991"/>
+  <w:num w:numId="10" w16cid:durableId="1761684116">
+    <w:abstractNumId w:val="1"/>
   </w:num>
-  <w:num w:numId="1010">
-    <w:abstractNumId w:val="991"/>
+  <w:num w:numId="11" w16cid:durableId="465926657">
+    <w:abstractNumId w:val="1"/>
   </w:num>
-  <w:num w:numId="1011">
-    <w:abstractNumId w:val="991"/>
+  <w:num w:numId="12" w16cid:durableId="2084327984">
+    <w:abstractNumId w:val="1"/>
   </w:num>
 </w:numbering>
 </file>
 
 <file path=word/styles.xml><?xml version="1.0" encoding="utf-8"?>
-<w:styles xmlns:r="http://schemas.openxmlformats.org/officeDocument/2006/relationships" xmlns:w="http://schemas.openxmlformats.org/wordprocessingml/2006/main">
+<w:styles xmlns:mc="http://schemas.openxmlformats.org/markup-compatibility/2006" xmlns:r="http://schemas.openxmlformats.org/officeDocument/2006/relationships" xmlns:w="http://schemas.openxmlformats.org/wordprocessingml/2006/main" xmlns:w14="http://schemas.microsoft.com/office/word/2010/wordml" xmlns:w15="http://schemas.microsoft.com/office/word/2012/wordml" xmlns:w16cex="http://schemas.microsoft.com/office/word/2018/wordml/cex" xmlns:w16cid="http://schemas.microsoft.com/office/word/2016/wordml/cid" xmlns:w16="http://schemas.microsoft.com/office/word/2018/wordml" xmlns:w16du="http://schemas.microsoft.com/office/word/2023/wordml/word16du" xmlns:w16sdtdh="http://schemas.microsoft.com/office/word/2020/wordml/sdtdatahash" xmlns:w16sdtfl="http://schemas.microsoft.com/office/word/2024/wordml/sdtformatlock" xmlns:w16se="http://schemas.microsoft.com/office/word/2015/wordml/symex" mc:Ignorable="w14 w15 w16se w16cid w16 w16cex w16sdtdh w16sdtfl w16du">
   <w:docDefaults>
     <w:rPrDefault>
       <w:rPr>
-        <w:rFonts w:asciiTheme="minorHAnsi" w:cstheme="minorBidi" w:eastAsiaTheme="minorEastAsia" w:hAnsiTheme="minorHAnsi"/>
+        <w:rFonts w:asciiTheme="minorHAnsi" w:eastAsiaTheme="minorEastAsia" w:hAnsiTheme="minorHAnsi" w:cstheme="minorBidi"/>
         <w:sz w:val="24"/>
         <w:szCs w:val="24"/>
-        <w:lang w:bidi="ar-SA" w:eastAsia="zh-CN" w:val="en-US"/>
+        <w:lang w:val="en-US" w:eastAsia="zh-CN" w:bidi="ar-SA"/>
       </w:rPr>
     </w:rPrDefault>
     <w:pPrDefault>
@@ -2441,193 +2364,280 @@
       </w:pPr>
     </w:pPrDefault>
   </w:docDefaults>
-  <w:latentStyles w:count="276" w:defLockedState="0" w:defQFormat="0" w:defSemiHidden="0" w:defUIPriority="0" w:defUnhideWhenUsed="0"/>
-  <w:style w:default="1" w:styleId="Normal" w:type="paragraph">
+  <w:latentStyles w:defLockedState="0" w:defUIPriority="0" w:defSemiHidden="0" w:defUnhideWhenUsed="0" w:defQFormat="0" w:count="376">
+    <w:lsdException w:name="Normal Table" w:semiHidden="1" w:unhideWhenUsed="1"/>
+    <w:lsdException w:name="Table Simple 1" w:semiHidden="1" w:unhideWhenUsed="1"/>
+    <w:lsdException w:name="Table Simple 2" w:semiHidden="1" w:unhideWhenUsed="1"/>
+    <w:lsdException w:name="Table Simple 3" w:semiHidden="1" w:unhideWhenUsed="1"/>
+    <w:lsdException w:name="Table Classic 1" w:semiHidden="1" w:unhideWhenUsed="1"/>
+    <w:lsdException w:name="Table Classic 2" w:semiHidden="1" w:unhideWhenUsed="1"/>
+    <w:lsdException w:name="Table Classic 3" w:semiHidden="1" w:unhideWhenUsed="1"/>
+    <w:lsdException w:name="Table Classic 4" w:semiHidden="1" w:unhideWhenUsed="1"/>
+    <w:lsdException w:name="Table Colorful 1" w:semiHidden="1" w:unhideWhenUsed="1"/>
+    <w:lsdException w:name="Table Colorful 2" w:semiHidden="1" w:unhideWhenUsed="1"/>
+    <w:lsdException w:name="Table Colorful 3" w:semiHidden="1" w:unhideWhenUsed="1"/>
+    <w:lsdException w:name="Table Columns 1" w:semiHidden="1" w:unhideWhenUsed="1"/>
+    <w:lsdException w:name="Table Columns 2" w:semiHidden="1" w:unhideWhenUsed="1"/>
+    <w:lsdException w:name="Table Columns 3" w:semiHidden="1" w:unhideWhenUsed="1"/>
+    <w:lsdException w:name="Table Columns 4" w:semiHidden="1" w:unhideWhenUsed="1"/>
+    <w:lsdException w:name="Table Columns 5" w:semiHidden="1" w:unhideWhenUsed="1"/>
+    <w:lsdException w:name="Table Grid 1" w:semiHidden="1" w:unhideWhenUsed="1"/>
+    <w:lsdException w:name="Table Grid 2" w:semiHidden="1" w:unhideWhenUsed="1"/>
+    <w:lsdException w:name="Table Grid 3" w:semiHidden="1" w:unhideWhenUsed="1"/>
+    <w:lsdException w:name="Table Grid 4" w:semiHidden="1" w:unhideWhenUsed="1"/>
+    <w:lsdException w:name="Table Grid 5" w:semiHidden="1" w:unhideWhenUsed="1"/>
+    <w:lsdException w:name="Table Grid 6" w:semiHidden="1" w:unhideWhenUsed="1"/>
+    <w:lsdException w:name="Table Grid 7" w:semiHidden="1" w:unhideWhenUsed="1"/>
+    <w:lsdException w:name="Table Grid 8" w:semiHidden="1" w:unhideWhenUsed="1"/>
+    <w:lsdException w:name="Table List 1" w:semiHidden="1" w:unhideWhenUsed="1"/>
+    <w:lsdException w:name="Table List 2" w:semiHidden="1" w:unhideWhenUsed="1"/>
+    <w:lsdException w:name="Table List 3" w:semiHidden="1" w:unhideWhenUsed="1"/>
+    <w:lsdException w:name="Table List 4" w:semiHidden="1" w:unhideWhenUsed="1"/>
+    <w:lsdException w:name="Table List 5" w:semiHidden="1" w:unhideWhenUsed="1"/>
+    <w:lsdException w:name="Table List 6" w:semiHidden="1" w:unhideWhenUsed="1"/>
+    <w:lsdException w:name="Table List 7" w:semiHidden="1" w:unhideWhenUsed="1"/>
+    <w:lsdException w:name="Table List 8" w:semiHidden="1" w:unhideWhenUsed="1"/>
+    <w:lsdException w:name="Table 3D effects 1" w:semiHidden="1" w:unhideWhenUsed="1"/>
+    <w:lsdException w:name="Table 3D effects 2" w:semiHidden="1" w:unhideWhenUsed="1"/>
+    <w:lsdException w:name="Table 3D effects 3" w:semiHidden="1" w:unhideWhenUsed="1"/>
+    <w:lsdException w:name="Table Contemporary" w:semiHidden="1" w:unhideWhenUsed="1"/>
+    <w:lsdException w:name="Table Elegant" w:semiHidden="1" w:unhideWhenUsed="1"/>
+    <w:lsdException w:name="Table Professional" w:semiHidden="1" w:unhideWhenUsed="1"/>
+    <w:lsdException w:name="Table Subtle 1" w:semiHidden="1" w:unhideWhenUsed="1"/>
+    <w:lsdException w:name="Table Subtle 2" w:semiHidden="1" w:unhideWhenUsed="1"/>
+    <w:lsdException w:name="Table Web 1" w:semiHidden="1" w:unhideWhenUsed="1"/>
+    <w:lsdException w:name="Table Web 2" w:semiHidden="1" w:unhideWhenUsed="1"/>
+    <w:lsdException w:name="Table Web 3" w:semiHidden="1" w:unhideWhenUsed="1"/>
+    <w:lsdException w:name="Table Theme" w:semiHidden="1" w:unhideWhenUsed="1"/>
+    <w:lsdException w:name="Light Shading"/>
+    <w:lsdException w:name="Light List"/>
+    <w:lsdException w:name="Light Grid"/>
+    <w:lsdException w:name="Medium Shading 1"/>
+    <w:lsdException w:name="Medium Shading 2"/>
+    <w:lsdException w:name="Medium List 1"/>
+    <w:lsdException w:name="Medium List 2"/>
+    <w:lsdException w:name="Medium Grid 1"/>
+    <w:lsdException w:name="Medium Grid 2"/>
+    <w:lsdException w:name="Medium Grid 3"/>
+    <w:lsdException w:name="Dark List"/>
+    <w:lsdException w:name="Colorful Shading"/>
+    <w:lsdException w:name="Colorful List"/>
+    <w:lsdException w:name="Colorful Grid"/>
+    <w:lsdException w:name="Light Shading Accent 1"/>
+    <w:lsdException w:name="Light List Accent 1"/>
+    <w:lsdException w:name="Light Grid Accent 1"/>
+    <w:lsdException w:name="Medium Shading 1 Accent 1"/>
+    <w:lsdException w:name="Medium Shading 2 Accent 1"/>
+    <w:lsdException w:name="Medium List 1 Accent 1"/>
+    <w:lsdException w:name="Medium List 2 Accent 1"/>
+    <w:lsdException w:name="Medium Grid 1 Accent 1"/>
+    <w:lsdException w:name="Medium Grid 2 Accent 1"/>
+    <w:lsdException w:name="Medium Grid 3 Accent 1"/>
+    <w:lsdException w:name="Dark List Accent 1"/>
+    <w:lsdException w:name="Colorful Shading Accent 1"/>
+    <w:lsdException w:name="Colorful List Accent 1"/>
+    <w:lsdException w:name="Colorful Grid Accent 1"/>
+    <w:lsdException w:name="Light Shading Accent 2"/>
+    <w:lsdException w:name="Light List Accent 2"/>
+    <w:lsdException w:name="Light Grid Accent 2"/>
+    <w:lsdException w:name="Medium Shading 1 Accent 2"/>
+    <w:lsdException w:name="Medium Shading 2 Accent 2"/>
+    <w:lsdException w:name="Medium List 1 Accent 2"/>
+    <w:lsdException w:name="Medium List 2 Accent 2"/>
+    <w:lsdException w:name="Medium Grid 1 Accent 2"/>
+    <w:lsdException w:name="Medium Grid 2 Accent 2"/>
+    <w:lsdException w:name="Medium Grid 3 Accent 2"/>
+    <w:lsdException w:name="Dark List Accent 2"/>
+    <w:lsdException w:name="Colorful Shading Accent 2"/>
+    <w:lsdException w:name="Colorful List Accent 2"/>
+    <w:lsdException w:name="Colorful Grid Accent 2"/>
+    <w:lsdException w:name="Light Shading Accent 3"/>
+    <w:lsdException w:name="Light List Accent 3"/>
+    <w:lsdException w:name="Light Grid Accent 3"/>
+    <w:lsdException w:name="Medium Shading 1 Accent 3"/>
+    <w:lsdException w:name="Medium Shading 2 Accent 3"/>
+    <w:lsdException w:name="Medium List 1 Accent 3"/>
+    <w:lsdException w:name="Medium List 2 Accent 3"/>
+    <w:lsdException w:name="Medium Grid 1 Accent 3"/>
+    <w:lsdException w:name="Medium Grid 2 Accent 3"/>
+    <w:lsdException w:name="Medium Grid 3 Accent 3"/>
+    <w:lsdException w:name="Dark List Accent 3"/>
+    <w:lsdException w:name="Colorful Shading Accent 3"/>
+    <w:lsdException w:name="Colorful List Accent 3"/>
+    <w:lsdException w:name="Colorful Grid Accent 3"/>
+    <w:lsdException w:name="Light Shading Accent 4"/>
+    <w:lsdException w:name="Light List Accent 4"/>
+    <w:lsdException w:name="Light Grid Accent 4"/>
+    <w:lsdException w:name="Medium Shading 1 Accent 4"/>
+    <w:lsdException w:name="Medium Shading 2 Accent 4"/>
+    <w:lsdException w:name="Medium List 1 Accent 4"/>
+    <w:lsdException w:name="Medium List 2 Accent 4"/>
+    <w:lsdException w:name="Medium Grid 1 Accent 4"/>
+    <w:lsdException w:name="Medium Grid 2 Accent 4"/>
+    <w:lsdException w:name="Medium Grid 3 Accent 4"/>
+    <w:lsdException w:name="Dark List Accent 4"/>
+    <w:lsdException w:name="Colorful Shading Accent 4"/>
+    <w:lsdException w:name="Colorful List Accent 4"/>
+    <w:lsdException w:name="Colorful Grid Accent 4"/>
+    <w:lsdException w:name="Light Shading Accent 5"/>
+    <w:lsdException w:name="Light List Accent 5"/>
+    <w:lsdException w:name="Light Grid Accent 5"/>
+    <w:lsdException w:name="Medium Shading 1 Accent 5"/>
+    <w:lsdException w:name="Medium Shading 2 Accent 5"/>
+    <w:lsdException w:name="Medium List 1 Accent 5"/>
+    <w:lsdException w:name="Medium List 2 Accent 5"/>
+    <w:lsdException w:name="Medium Grid 1 Accent 5"/>
+    <w:lsdException w:name="Medium Grid 2 Accent 5"/>
+    <w:lsdException w:name="Medium Grid 3 Accent 5"/>
+    <w:lsdException w:name="Dark List Accent 5"/>
+    <w:lsdException w:name="Colorful Shading Accent 5"/>
+    <w:lsdException w:name="Colorful List Accent 5"/>
+    <w:lsdException w:name="Colorful Grid Accent 5"/>
+    <w:lsdException w:name="Light Shading Accent 6"/>
+    <w:lsdException w:name="Light List Accent 6"/>
+    <w:lsdException w:name="Light Grid Accent 6"/>
+    <w:lsdException w:name="Medium Shading 1 Accent 6"/>
+    <w:lsdException w:name="Medium Shading 2 Accent 6"/>
+    <w:lsdException w:name="Medium List 1 Accent 6"/>
+    <w:lsdException w:name="Medium List 2 Accent 6"/>
+    <w:lsdException w:name="Medium Grid 1 Accent 6"/>
+    <w:lsdException w:name="Medium Grid 2 Accent 6"/>
+    <w:lsdException w:name="Medium Grid 3 Accent 6"/>
+    <w:lsdException w:name="Dark List Accent 6"/>
+    <w:lsdException w:name="Colorful Shading Accent 6"/>
+    <w:lsdException w:name="Colorful List Accent 6"/>
+    <w:lsdException w:name="Colorful Grid Accent 6"/>
+    <w:lsdException w:name="Grid Table 4" w:uiPriority="49"/>
+    <w:lsdException w:name="Grid Table 5 Dark" w:uiPriority="50"/>
+    <w:lsdException w:name="Grid Table 6 Colorful" w:uiPriority="51"/>
+    <w:lsdException w:name="Grid Table 7 Colorful" w:uiPriority="52"/>
+    <w:lsdException w:name="Grid Table 1 Light Accent 1" w:uiPriority="46"/>
+    <w:lsdException w:name="Grid Table 2 Accent 1" w:uiPriority="47"/>
+    <w:lsdException w:name="Grid Table 3 Accent 1" w:uiPriority="48"/>
+    <w:lsdException w:name="Grid Table 4 Accent 1" w:uiPriority="49"/>
+    <w:lsdException w:name="Grid Table 5 Dark Accent 1" w:uiPriority="50"/>
+    <w:lsdException w:name="Grid Table 6 Colorful Accent 1" w:uiPriority="51"/>
+    <w:lsdException w:name="Grid Table 7 Colorful Accent 1" w:uiPriority="52"/>
+    <w:lsdException w:name="Grid Table 1 Light Accent 2" w:uiPriority="46"/>
+    <w:lsdException w:name="Grid Table 2 Accent 2" w:uiPriority="47"/>
+    <w:lsdException w:name="Grid Table 3 Accent 2" w:uiPriority="48"/>
+    <w:lsdException w:name="Grid Table 4 Accent 2" w:uiPriority="49"/>
+    <w:lsdException w:name="Grid Table 5 Dark Accent 2" w:uiPriority="50"/>
+    <w:lsdException w:name="Grid Table 6 Colorful Accent 2" w:uiPriority="51"/>
+    <w:lsdException w:name="Grid Table 7 Colorful Accent 2" w:uiPriority="52"/>
+    <w:lsdException w:name="Grid Table 1 Light Accent 3" w:uiPriority="46"/>
+    <w:lsdException w:name="Grid Table 2 Accent 3" w:uiPriority="47"/>
+    <w:lsdException w:name="Grid Table 3 Accent 3" w:uiPriority="48"/>
+    <w:lsdException w:name="Grid Table 4 Accent 3" w:uiPriority="49"/>
+    <w:lsdException w:name="Grid Table 5 Dark Accent 3" w:uiPriority="50"/>
+    <w:lsdException w:name="Grid Table 6 Colorful Accent 3" w:uiPriority="51"/>
+    <w:lsdException w:name="Grid Table 7 Colorful Accent 3" w:uiPriority="52"/>
+    <w:lsdException w:name="Grid Table 1 Light Accent 4" w:uiPriority="46"/>
+    <w:lsdException w:name="Grid Table 2 Accent 4" w:uiPriority="47"/>
+    <w:lsdException w:name="Grid Table 3 Accent 4" w:uiPriority="48"/>
+    <w:lsdException w:name="Grid Table 4 Accent 4" w:uiPriority="49"/>
+    <w:lsdException w:name="Grid Table 5 Dark Accent 4" w:uiPriority="50"/>
+    <w:lsdException w:name="Grid Table 6 Colorful Accent 4" w:uiPriority="51"/>
+    <w:lsdException w:name="Grid Table 7 Colorful Accent 4" w:uiPriority="52"/>
+    <w:lsdException w:name="Grid Table 1 Light Accent 5" w:uiPriority="46"/>
+    <w:lsdException w:name="Grid Table 2 Accent 5" w:uiPriority="47"/>
+    <w:lsdException w:name="Grid Table 3 Accent 5" w:uiPriority="48"/>
+    <w:lsdException w:name="Grid Table 4 Accent 5" w:uiPriority="49"/>
+    <w:lsdException w:name="Grid Table 5 Dark Accent 5" w:uiPriority="50"/>
+    <w:lsdException w:name="Grid Table 6 Colorful Accent 5" w:uiPriority="51"/>
+    <w:lsdException w:name="Grid Table 7 Colorful Accent 5" w:uiPriority="52"/>
+    <w:lsdException w:name="Grid Table 1 Light Accent 6" w:uiPriority="46"/>
+    <w:lsdException w:name="Grid Table 2 Accent 6" w:uiPriority="47"/>
+    <w:lsdException w:name="Grid Table 3 Accent 6" w:uiPriority="48"/>
+    <w:lsdException w:name="Grid Table 4 Accent 6" w:uiPriority="49"/>
+    <w:lsdException w:name="Grid Table 5 Dark Accent 6" w:uiPriority="50"/>
+    <w:lsdException w:name="Grid Table 6 Colorful Accent 6" w:uiPriority="51"/>
+    <w:lsdException w:name="Grid Table 7 Colorful Accent 6" w:uiPriority="52"/>
+    <w:lsdException w:name="List Table 1 Light" w:uiPriority="46"/>
+    <w:lsdException w:name="List Table 2" w:uiPriority="47"/>
+    <w:lsdException w:name="List Table 3" w:uiPriority="48"/>
+    <w:lsdException w:name="List Table 4" w:uiPriority="49"/>
+    <w:lsdException w:name="List Table 5 Dark" w:uiPriority="50"/>
+    <w:lsdException w:name="List Table 6 Colorful" w:uiPriority="51"/>
+    <w:lsdException w:name="List Table 7 Colorful" w:uiPriority="52"/>
+    <w:lsdException w:name="List Table 1 Light Accent 1" w:uiPriority="46"/>
+    <w:lsdException w:name="List Table 2 Accent 1" w:uiPriority="47"/>
+    <w:lsdException w:name="List Table 3 Accent 1" w:uiPriority="48"/>
+    <w:lsdException w:name="List Table 4 Accent 1" w:uiPriority="49"/>
+    <w:lsdException w:name="List Table 5 Dark Accent 1" w:uiPriority="50"/>
+    <w:lsdException w:name="List Table 6 Colorful Accent 1" w:uiPriority="51"/>
+    <w:lsdException w:name="List Table 7 Colorful Accent 1" w:uiPriority="52"/>
+    <w:lsdException w:name="List Table 1 Light Accent 2" w:uiPriority="46"/>
+    <w:lsdException w:name="List Table 2 Accent 2" w:uiPriority="47"/>
+    <w:lsdException w:name="List Table 3 Accent 2" w:uiPriority="48"/>
+    <w:lsdException w:name="List Table 4 Accent 2" w:uiPriority="49"/>
+    <w:lsdException w:name="List Table 5 Dark Accent 2" w:uiPriority="50"/>
+    <w:lsdException w:name="List Table 6 Colorful Accent 2" w:uiPriority="51"/>
+    <w:lsdException w:name="List Table 7 Colorful Accent 2" w:uiPriority="52"/>
+    <w:lsdException w:name="List Table 1 Light Accent 3" w:uiPriority="46"/>
+    <w:lsdException w:name="List Table 2 Accent 3" w:uiPriority="47"/>
+    <w:lsdException w:name="List Table 3 Accent 3" w:uiPriority="48"/>
+    <w:lsdException w:name="List Table 4 Accent 3" w:uiPriority="49"/>
+    <w:lsdException w:name="List Table 5 Dark Accent 3" w:uiPriority="50"/>
+    <w:lsdException w:name="List Table 6 Colorful Accent 3" w:uiPriority="51"/>
+    <w:lsdException w:name="List Table 7 Colorful Accent 3" w:uiPriority="52"/>
+    <w:lsdException w:name="List Table 1 Light Accent 4" w:uiPriority="46"/>
+    <w:lsdException w:name="List Table 2 Accent 4" w:uiPriority="47"/>
+    <w:lsdException w:name="List Table 3 Accent 4" w:uiPriority="48"/>
+    <w:lsdException w:name="List Table 4 Accent 4" w:uiPriority="49"/>
+    <w:lsdException w:name="List Table 5 Dark Accent 4" w:uiPriority="50"/>
+    <w:lsdException w:name="List Table 6 Colorful Accent 4" w:uiPriority="51"/>
+    <w:lsdException w:name="List Table 7 Colorful Accent 4" w:uiPriority="52"/>
+    <w:lsdException w:name="List Table 1 Light Accent 5" w:uiPriority="46"/>
+    <w:lsdException w:name="List Table 2 Accent 5" w:uiPriority="47"/>
+    <w:lsdException w:name="List Table 3 Accent 5" w:uiPriority="48"/>
+    <w:lsdException w:name="List Table 4 Accent 5" w:uiPriority="49"/>
+    <w:lsdException w:name="List Table 5 Dark Accent 5" w:uiPriority="50"/>
+    <w:lsdException w:name="List Table 6 Colorful Accent 5" w:uiPriority="51"/>
+    <w:lsdException w:name="List Table 7 Colorful Accent 5" w:uiPriority="52"/>
+    <w:lsdException w:name="List Table 1 Light Accent 6" w:uiPriority="46"/>
+    <w:lsdException w:name="List Table 2 Accent 6" w:uiPriority="47"/>
+    <w:lsdException w:name="List Table 3 Accent 6" w:uiPriority="48"/>
+    <w:lsdException w:name="List Table 4 Accent 6" w:uiPriority="49"/>
+    <w:lsdException w:name="List Table 5 Dark Accent 6" w:uiPriority="50"/>
+    <w:lsdException w:name="List Table 6 Colorful Accent 6" w:uiPriority="51"/>
+    <w:lsdException w:name="List Table 7 Colorful Accent 6" w:uiPriority="52"/>
+    <w:lsdException w:name="Mention" w:semiHidden="1" w:uiPriority="99" w:unhideWhenUsed="1"/>
+    <w:lsdException w:name="Smart Hyperlink" w:semiHidden="1" w:uiPriority="99" w:unhideWhenUsed="1"/>
+    <w:lsdException w:name="Hashtag" w:semiHidden="1" w:uiPriority="99" w:unhideWhenUsed="1"/>
+    <w:lsdException w:name="Unresolved Mention" w:semiHidden="1" w:uiPriority="99" w:unhideWhenUsed="1"/>
+    <w:lsdException w:name="Smart Link" w:semiHidden="1" w:uiPriority="99" w:unhideWhenUsed="1"/>
+  </w:latentStyles>
+  <w:style w:type="paragraph" w:default="1" w:styleId="Normal">
     <w:name w:val="Normal"/>
     <w:qFormat/>
   </w:style>
-  <w:style w:styleId="BodyText" w:type="paragraph">
-    <w:name w:val="Body Text"/>
-    <w:basedOn w:val="Normal"/>
-    <w:link w:val="BodyTextChar"/>
-    <w:qFormat/>
-    <w:pPr>
-      <w:spacing w:after="180" w:before="180"/>
-    </w:pPr>
-  </w:style>
-  <w:style w:customStyle="1" w:styleId="FirstParagraph" w:type="paragraph">
-    <w:name w:val="First Paragraph"/>
-    <w:basedOn w:val="BodyText"/>
-    <w:next w:val="BodyText"/>
-    <w:qFormat/>
-  </w:style>
-  <w:style w:customStyle="1" w:styleId="Compact" w:type="paragraph">
-    <w:name w:val="Compact"/>
-    <w:basedOn w:val="BodyText"/>
-    <w:qFormat/>
-    <w:pPr>
-      <w:spacing w:after="36" w:before="36"/>
-    </w:pPr>
-  </w:style>
-  <w:style w:styleId="Title" w:type="paragraph">
-    <w:name w:val="Title"/>
-    <w:basedOn w:val="Normal"/>
-    <w:next w:val="BodyText"/>
-    <w:link w:val="TitleChar"/>
-    <w:uiPriority w:val="10"/>
-    <w:qFormat/>
-    <w:rsid w:val="00A10FD9"/>
-    <w:pPr>
-      <w:spacing w:after="80" w:line="240" w:lineRule="auto"/>
-      <w:contextualSpacing/>
-      <w:jc w:val="center"/>
-    </w:pPr>
-    <w:rPr>
-      <w:rFonts w:asciiTheme="majorHAnsi" w:cstheme="majorBidi" w:eastAsiaTheme="majorEastAsia" w:hAnsiTheme="majorHAnsi"/>
-      <w:sz w:val="56"/>
-      <w:szCs w:val="56"/>
-    </w:rPr>
-  </w:style>
-  <w:style w:customStyle="1" w:styleId="TitleChar" w:type="character">
-    <w:name w:val="Title Char"/>
-    <w:basedOn w:val="DefaultParagraphFont"/>
-    <w:link w:val="Title"/>
-    <w:uiPriority w:val="10"/>
-    <w:rsid w:val="00A10FD9"/>
-    <w:rPr>
-      <w:rFonts w:asciiTheme="majorHAnsi" w:cstheme="majorBidi" w:eastAsiaTheme="majorEastAsia" w:hAnsiTheme="majorHAnsi"/>
-      <w:sz w:val="56"/>
-      <w:szCs w:val="56"/>
-    </w:rPr>
-  </w:style>
-  <w:style w:styleId="Subtitle" w:type="paragraph">
-    <w:name w:val="Subtitle"/>
-    <w:basedOn w:val="Title"/>
-    <w:next w:val="BodyText"/>
-    <w:link w:val="SubtitleChar"/>
-    <w:uiPriority w:val="11"/>
-    <w:qFormat/>
-    <w:rsid w:val="00A10FD9"/>
-    <w:pPr>
-      <w:numPr>
-        <w:ilvl w:val="1"/>
-      </w:numPr>
-    </w:pPr>
-    <w:rPr>
-      <w:rFonts w:cstheme="majorBidi" w:eastAsiaTheme="majorEastAsia"/>
-      <w:spacing w:val="15"/>
-      <w:sz w:val="28"/>
-      <w:szCs w:val="28"/>
-    </w:rPr>
-  </w:style>
-  <w:style w:customStyle="1" w:styleId="SubtitleChar" w:type="character">
-    <w:name w:val="Subtitle Char"/>
-    <w:basedOn w:val="DefaultParagraphFont"/>
-    <w:link w:val="Subtitle"/>
-    <w:uiPriority w:val="11"/>
-    <w:rsid w:val="00A10FD9"/>
-    <w:rPr>
-      <w:rFonts w:cstheme="majorBidi" w:eastAsiaTheme="majorEastAsia"/>
-      <w:color w:themeColor="text1" w:themeTint="A6" w:val="595959"/>
-      <w:spacing w:val="15"/>
-      <w:sz w:val="28"/>
-      <w:szCs w:val="28"/>
-    </w:rPr>
-  </w:style>
-  <w:style w:customStyle="1" w:styleId="Author" w:type="paragraph">
-    <w:name w:val="Author"/>
-    <w:basedOn w:val="Title"/>
-    <w:next w:val="BodyText"/>
-    <w:qFormat/>
-    <w:pPr>
-      <w:keepNext/>
-      <w:keepLines/>
-    </w:pPr>
-    <w:rPr>
-      <w:sz w:val="24"/>
-      <w:szCs w:val="24"/>
-    </w:rPr>
-  </w:style>
-  <w:style w:styleId="Date" w:type="paragraph">
-    <w:name w:val="Date"/>
-    <w:basedOn w:val="Title"/>
-    <w:next w:val="BodyText"/>
-    <w:qFormat/>
-    <w:pPr>
-      <w:keepNext/>
-      <w:keepLines/>
-    </w:pPr>
-    <w:rPr>
-      <w:sz w:val="24"/>
-      <w:szCs w:val="24"/>
-    </w:rPr>
-  </w:style>
-  <w:style w:customStyle="1" w:styleId="AbstractTitle" w:type="paragraph">
-    <w:name w:val="Abstract Title"/>
-    <w:basedOn w:val="Normal"/>
-    <w:next w:val="Abstract"/>
-    <w:qFormat/>
-    <w:pPr>
-      <w:keepNext/>
-      <w:keepLines/>
-      <w:spacing w:after="0" w:before="300"/>
-      <w:jc w:val="center"/>
-    </w:pPr>
-    <w:rPr>
-      <w:b/>
-      <w:sz w:val="20"/>
-      <w:szCs w:val="20"/>
-    </w:rPr>
-  </w:style>
-  <w:style w:customStyle="1" w:styleId="Abstract" w:type="paragraph">
-    <w:name w:val="Abstract"/>
-    <w:basedOn w:val="Normal"/>
-    <w:next w:val="BodyText"/>
-    <w:qFormat/>
-    <w:pPr>
-      <w:keepNext/>
-      <w:keepLines/>
-      <w:spacing w:after="300" w:before="100"/>
-    </w:pPr>
-    <w:rPr>
-      <w:sz w:val="20"/>
-      <w:szCs w:val="20"/>
-    </w:rPr>
-  </w:style>
-  <w:style w:styleId="Bibliography" w:type="paragraph">
-    <w:name w:val="Bibliography"/>
-    <w:basedOn w:val="Normal"/>
-    <w:next w:val="Bibliography"/>
-    <w:qFormat/>
-    <w:pPr/>
-    <w:rPr/>
-  </w:style>
-  <w:style w:styleId="Heading1" w:type="paragraph">
+  <w:style w:type="paragraph" w:styleId="Titre1">
     <w:name w:val="heading 1"/>
     <w:basedOn w:val="Normal"/>
-    <w:next w:val="BodyText"/>
-    <w:link w:val="Heading1Char"/>
+    <w:next w:val="Corpsdetexte"/>
+    <w:link w:val="Titre1Car"/>
     <w:uiPriority w:val="9"/>
     <w:qFormat/>
     <w:rsid w:val="00A10FD9"/>
     <w:pPr>
       <w:keepNext/>
       <w:keepLines/>
-      <w:spacing w:after="80" w:before="360"/>
+      <w:spacing w:before="360" w:after="80"/>
       <w:outlineLvl w:val="0"/>
     </w:pPr>
     <w:rPr>
-      <w:rFonts w:asciiTheme="majorHAnsi" w:cstheme="majorBidi" w:eastAsiaTheme="majorEastAsia" w:hAnsiTheme="majorHAnsi"/>
-      <w:color w:themeColor="accent1" w:themeShade="BF" w:val="0F4761"/>
+      <w:rFonts w:asciiTheme="majorHAnsi" w:eastAsiaTheme="majorEastAsia" w:hAnsiTheme="majorHAnsi" w:cstheme="majorBidi"/>
+      <w:color w:val="0F4761" w:themeColor="accent1" w:themeShade="BF"/>
       <w:sz w:val="40"/>
       <w:szCs w:val="40"/>
     </w:rPr>
   </w:style>
-  <w:style w:styleId="Heading2" w:type="paragraph">
+  <w:style w:type="paragraph" w:styleId="Titre2">
     <w:name w:val="heading 2"/>
     <w:basedOn w:val="Normal"/>
-    <w:next w:val="BodyText"/>
-    <w:link w:val="Heading2Char"/>
+    <w:next w:val="Corpsdetexte"/>
+    <w:link w:val="Titre2Car"/>
     <w:uiPriority w:val="9"/>
     <w:semiHidden/>
     <w:unhideWhenUsed/>
@@ -2636,21 +2646,21 @@
     <w:pPr>
       <w:keepNext/>
       <w:keepLines/>
-      <w:spacing w:after="80" w:before="160"/>
+      <w:spacing w:before="160" w:after="80"/>
       <w:outlineLvl w:val="1"/>
     </w:pPr>
     <w:rPr>
-      <w:rFonts w:asciiTheme="majorHAnsi" w:cstheme="majorBidi" w:eastAsiaTheme="majorEastAsia" w:hAnsiTheme="majorHAnsi"/>
-      <w:color w:themeColor="accent1" w:themeShade="BF" w:val="0F4761"/>
+      <w:rFonts w:asciiTheme="majorHAnsi" w:eastAsiaTheme="majorEastAsia" w:hAnsiTheme="majorHAnsi" w:cstheme="majorBidi"/>
+      <w:color w:val="0F4761" w:themeColor="accent1" w:themeShade="BF"/>
       <w:sz w:val="32"/>
       <w:szCs w:val="32"/>
     </w:rPr>
   </w:style>
-  <w:style w:styleId="Heading3" w:type="paragraph">
+  <w:style w:type="paragraph" w:styleId="Titre3">
     <w:name w:val="heading 3"/>
     <w:basedOn w:val="Normal"/>
-    <w:next w:val="BodyText"/>
-    <w:link w:val="Heading3Char"/>
+    <w:next w:val="Corpsdetexte"/>
+    <w:link w:val="Titre3Car"/>
     <w:uiPriority w:val="9"/>
     <w:semiHidden/>
     <w:unhideWhenUsed/>
@@ -2659,21 +2669,21 @@
     <w:pPr>
       <w:keepNext/>
       <w:keepLines/>
-      <w:spacing w:after="80" w:before="160"/>
+      <w:spacing w:before="160" w:after="80"/>
       <w:outlineLvl w:val="2"/>
     </w:pPr>
     <w:rPr>
-      <w:rFonts w:cstheme="majorBidi" w:eastAsiaTheme="majorEastAsia"/>
-      <w:color w:themeColor="accent1" w:themeShade="BF" w:val="0F4761"/>
+      <w:rFonts w:eastAsiaTheme="majorEastAsia" w:cstheme="majorBidi"/>
+      <w:color w:val="0F4761" w:themeColor="accent1" w:themeShade="BF"/>
       <w:sz w:val="28"/>
       <w:szCs w:val="28"/>
     </w:rPr>
   </w:style>
-  <w:style w:styleId="Heading4" w:type="paragraph">
+  <w:style w:type="paragraph" w:styleId="Titre4">
     <w:name w:val="heading 4"/>
     <w:basedOn w:val="Normal"/>
-    <w:next w:val="BodyText"/>
-    <w:link w:val="Heading4Char"/>
+    <w:next w:val="Corpsdetexte"/>
+    <w:link w:val="Titre4Car"/>
     <w:uiPriority w:val="9"/>
     <w:semiHidden/>
     <w:unhideWhenUsed/>
@@ -2682,21 +2692,21 @@
     <w:pPr>
       <w:keepNext/>
       <w:keepLines/>
-      <w:spacing w:after="40" w:before="80"/>
+      <w:spacing w:before="80" w:after="40"/>
       <w:outlineLvl w:val="3"/>
     </w:pPr>
     <w:rPr>
-      <w:rFonts w:cstheme="majorBidi" w:eastAsiaTheme="majorEastAsia"/>
+      <w:rFonts w:eastAsiaTheme="majorEastAsia" w:cstheme="majorBidi"/>
       <w:i/>
       <w:iCs/>
-      <w:color w:themeColor="accent1" w:themeShade="BF" w:val="0F4761"/>
-    </w:rPr>
-  </w:style>
-  <w:style w:styleId="Heading5" w:type="paragraph">
+      <w:color w:val="0F4761" w:themeColor="accent1" w:themeShade="BF"/>
+    </w:rPr>
+  </w:style>
+  <w:style w:type="paragraph" w:styleId="Titre5">
     <w:name w:val="heading 5"/>
     <w:basedOn w:val="Normal"/>
-    <w:next w:val="BodyText"/>
-    <w:link w:val="Heading5Char"/>
+    <w:next w:val="Corpsdetexte"/>
+    <w:link w:val="Titre5Car"/>
     <w:uiPriority w:val="9"/>
     <w:semiHidden/>
     <w:unhideWhenUsed/>
@@ -2705,19 +2715,19 @@
     <w:pPr>
       <w:keepNext/>
       <w:keepLines/>
-      <w:spacing w:after="40" w:before="80"/>
+      <w:spacing w:before="80" w:after="40"/>
       <w:outlineLvl w:val="4"/>
     </w:pPr>
     <w:rPr>
-      <w:rFonts w:cstheme="majorBidi" w:eastAsiaTheme="majorEastAsia"/>
-      <w:color w:themeColor="accent1" w:themeShade="BF" w:val="0F4761"/>
-    </w:rPr>
-  </w:style>
-  <w:style w:styleId="Heading6" w:type="paragraph">
+      <w:rFonts w:eastAsiaTheme="majorEastAsia" w:cstheme="majorBidi"/>
+      <w:color w:val="0F4761" w:themeColor="accent1" w:themeShade="BF"/>
+    </w:rPr>
+  </w:style>
+  <w:style w:type="paragraph" w:styleId="Titre6">
     <w:name w:val="heading 6"/>
     <w:basedOn w:val="Normal"/>
-    <w:next w:val="BodyText"/>
-    <w:link w:val="Heading6Char"/>
+    <w:next w:val="Corpsdetexte"/>
+    <w:link w:val="Titre6Car"/>
     <w:uiPriority w:val="9"/>
     <w:semiHidden/>
     <w:unhideWhenUsed/>
@@ -2726,21 +2736,21 @@
     <w:pPr>
       <w:keepNext/>
       <w:keepLines/>
-      <w:spacing w:after="0" w:before="40"/>
+      <w:spacing w:before="40" w:after="0"/>
       <w:outlineLvl w:val="5"/>
     </w:pPr>
     <w:rPr>
-      <w:rFonts w:cstheme="majorBidi" w:eastAsiaTheme="majorEastAsia"/>
+      <w:rFonts w:eastAsiaTheme="majorEastAsia" w:cstheme="majorBidi"/>
       <w:i/>
       <w:iCs/>
-      <w:color w:themeColor="text1" w:themeTint="A6" w:val="595959"/>
-    </w:rPr>
-  </w:style>
-  <w:style w:styleId="Heading7" w:type="paragraph">
+      <w:color w:val="595959" w:themeColor="text1" w:themeTint="A6"/>
+    </w:rPr>
+  </w:style>
+  <w:style w:type="paragraph" w:styleId="Titre7">
     <w:name w:val="heading 7"/>
     <w:basedOn w:val="Normal"/>
-    <w:next w:val="BodyText"/>
-    <w:link w:val="Heading7Char"/>
+    <w:next w:val="Corpsdetexte"/>
+    <w:link w:val="Titre7Car"/>
     <w:uiPriority w:val="9"/>
     <w:semiHidden/>
     <w:unhideWhenUsed/>
@@ -2749,19 +2759,19 @@
     <w:pPr>
       <w:keepNext/>
       <w:keepLines/>
-      <w:spacing w:after="0" w:before="40"/>
+      <w:spacing w:before="40" w:after="0"/>
       <w:outlineLvl w:val="6"/>
     </w:pPr>
     <w:rPr>
-      <w:rFonts w:cstheme="majorBidi" w:eastAsiaTheme="majorEastAsia"/>
-      <w:color w:themeColor="text1" w:themeTint="A6" w:val="595959"/>
-    </w:rPr>
-  </w:style>
-  <w:style w:styleId="Heading8" w:type="paragraph">
+      <w:rFonts w:eastAsiaTheme="majorEastAsia" w:cstheme="majorBidi"/>
+      <w:color w:val="595959" w:themeColor="text1" w:themeTint="A6"/>
+    </w:rPr>
+  </w:style>
+  <w:style w:type="paragraph" w:styleId="Titre8">
     <w:name w:val="heading 8"/>
     <w:basedOn w:val="Normal"/>
-    <w:next w:val="BodyText"/>
-    <w:link w:val="Heading8Char"/>
+    <w:next w:val="Corpsdetexte"/>
+    <w:link w:val="Titre8Car"/>
     <w:uiPriority w:val="9"/>
     <w:semiHidden/>
     <w:unhideWhenUsed/>
@@ -2774,17 +2784,17 @@
       <w:outlineLvl w:val="7"/>
     </w:pPr>
     <w:rPr>
-      <w:rFonts w:cstheme="majorBidi" w:eastAsiaTheme="majorEastAsia"/>
+      <w:rFonts w:eastAsiaTheme="majorEastAsia" w:cstheme="majorBidi"/>
       <w:i/>
       <w:iCs/>
-      <w:color w:themeColor="text1" w:themeTint="D8" w:val="272727"/>
-    </w:rPr>
-  </w:style>
-  <w:style w:styleId="Heading9" w:type="paragraph">
+      <w:color w:val="272727" w:themeColor="text1" w:themeTint="D8"/>
+    </w:rPr>
+  </w:style>
+  <w:style w:type="paragraph" w:styleId="Titre9">
     <w:name w:val="heading 9"/>
     <w:basedOn w:val="Normal"/>
-    <w:next w:val="BodyText"/>
-    <w:link w:val="Heading9Char"/>
+    <w:next w:val="Corpsdetexte"/>
+    <w:link w:val="Titre9Car"/>
     <w:uiPriority w:val="9"/>
     <w:semiHidden/>
     <w:unhideWhenUsed/>
@@ -2797,191 +2807,363 @@
       <w:outlineLvl w:val="8"/>
     </w:pPr>
     <w:rPr>
-      <w:rFonts w:cstheme="majorBidi" w:eastAsiaTheme="majorEastAsia"/>
-      <w:color w:themeColor="text1" w:themeTint="D8" w:val="272727"/>
-    </w:rPr>
-  </w:style>
-  <w:style w:customStyle="1" w:styleId="Heading1Char" w:type="character">
-    <w:name w:val="Heading 1 Char"/>
-    <w:basedOn w:val="DefaultParagraphFont"/>
-    <w:link w:val="Heading1"/>
+      <w:rFonts w:eastAsiaTheme="majorEastAsia" w:cstheme="majorBidi"/>
+      <w:color w:val="272727" w:themeColor="text1" w:themeTint="D8"/>
+    </w:rPr>
+  </w:style>
+  <w:style w:type="character" w:default="1" w:styleId="Policepardfaut">
+    <w:name w:val="Default Paragraph Font"/>
+    <w:uiPriority w:val="1"/>
+    <w:semiHidden/>
+    <w:unhideWhenUsed/>
+  </w:style>
+  <w:style w:type="table" w:default="1" w:styleId="TableauNormal">
+    <w:name w:val="Normal Table"/>
+    <w:uiPriority w:val="99"/>
+    <w:semiHidden/>
+    <w:unhideWhenUsed/>
+    <w:tblPr>
+      <w:tblInd w:w="0" w:type="dxa"/>
+      <w:tblCellMar>
+        <w:top w:w="0" w:type="dxa"/>
+        <w:left w:w="108" w:type="dxa"/>
+        <w:bottom w:w="0" w:type="dxa"/>
+        <w:right w:w="108" w:type="dxa"/>
+      </w:tblCellMar>
+    </w:tblPr>
+  </w:style>
+  <w:style w:type="numbering" w:default="1" w:styleId="Aucuneliste">
+    <w:name w:val="No List"/>
+    <w:uiPriority w:val="99"/>
+    <w:semiHidden/>
+    <w:unhideWhenUsed/>
+  </w:style>
+  <w:style w:type="paragraph" w:styleId="Corpsdetexte">
+    <w:name w:val="Body Text"/>
+    <w:basedOn w:val="Normal"/>
+    <w:qFormat/>
+    <w:pPr>
+      <w:spacing w:before="180" w:after="180"/>
+    </w:pPr>
+  </w:style>
+  <w:style w:type="paragraph" w:customStyle="1" w:styleId="FirstParagraph">
+    <w:name w:val="First Paragraph"/>
+    <w:basedOn w:val="Corpsdetexte"/>
+    <w:next w:val="Corpsdetexte"/>
+    <w:qFormat/>
+  </w:style>
+  <w:style w:type="paragraph" w:customStyle="1" w:styleId="Compact">
+    <w:name w:val="Compact"/>
+    <w:basedOn w:val="Corpsdetexte"/>
+    <w:qFormat/>
+    <w:pPr>
+      <w:spacing w:before="36" w:after="36"/>
+    </w:pPr>
+  </w:style>
+  <w:style w:type="paragraph" w:styleId="Titre">
+    <w:name w:val="Title"/>
+    <w:basedOn w:val="Normal"/>
+    <w:next w:val="Corpsdetexte"/>
+    <w:link w:val="TitreCar"/>
+    <w:uiPriority w:val="10"/>
+    <w:qFormat/>
+    <w:rsid w:val="00A10FD9"/>
+    <w:pPr>
+      <w:spacing w:after="80"/>
+      <w:contextualSpacing/>
+      <w:jc w:val="center"/>
+    </w:pPr>
+    <w:rPr>
+      <w:rFonts w:asciiTheme="majorHAnsi" w:eastAsiaTheme="majorEastAsia" w:hAnsiTheme="majorHAnsi" w:cstheme="majorBidi"/>
+      <w:sz w:val="56"/>
+      <w:szCs w:val="56"/>
+    </w:rPr>
+  </w:style>
+  <w:style w:type="character" w:customStyle="1" w:styleId="TitreCar">
+    <w:name w:val="Titre Car"/>
+    <w:basedOn w:val="Policepardfaut"/>
+    <w:link w:val="Titre"/>
+    <w:uiPriority w:val="10"/>
+    <w:rsid w:val="00A10FD9"/>
+    <w:rPr>
+      <w:rFonts w:asciiTheme="majorHAnsi" w:eastAsiaTheme="majorEastAsia" w:hAnsiTheme="majorHAnsi" w:cstheme="majorBidi"/>
+      <w:sz w:val="56"/>
+      <w:szCs w:val="56"/>
+    </w:rPr>
+  </w:style>
+  <w:style w:type="paragraph" w:styleId="Sous-titre">
+    <w:name w:val="Subtitle"/>
+    <w:basedOn w:val="Titre"/>
+    <w:next w:val="Corpsdetexte"/>
+    <w:link w:val="Sous-titreCar"/>
+    <w:uiPriority w:val="11"/>
+    <w:qFormat/>
+    <w:rsid w:val="00A10FD9"/>
+    <w:pPr>
+      <w:numPr>
+        <w:ilvl w:val="1"/>
+      </w:numPr>
+    </w:pPr>
+    <w:rPr>
+      <w:spacing w:val="15"/>
+      <w:sz w:val="28"/>
+      <w:szCs w:val="28"/>
+    </w:rPr>
+  </w:style>
+  <w:style w:type="character" w:customStyle="1" w:styleId="Sous-titreCar">
+    <w:name w:val="Sous-titre Car"/>
+    <w:basedOn w:val="Policepardfaut"/>
+    <w:link w:val="Sous-titre"/>
+    <w:uiPriority w:val="11"/>
+    <w:rsid w:val="00A10FD9"/>
+    <w:rPr>
+      <w:rFonts w:eastAsiaTheme="majorEastAsia" w:cstheme="majorBidi"/>
+      <w:color w:val="595959" w:themeColor="text1" w:themeTint="A6"/>
+      <w:spacing w:val="15"/>
+      <w:sz w:val="28"/>
+      <w:szCs w:val="28"/>
+    </w:rPr>
+  </w:style>
+  <w:style w:type="paragraph" w:customStyle="1" w:styleId="Author">
+    <w:name w:val="Author"/>
+    <w:basedOn w:val="Titre"/>
+    <w:next w:val="Corpsdetexte"/>
+    <w:qFormat/>
+    <w:pPr>
+      <w:keepNext/>
+      <w:keepLines/>
+    </w:pPr>
+    <w:rPr>
+      <w:sz w:val="24"/>
+      <w:szCs w:val="24"/>
+    </w:rPr>
+  </w:style>
+  <w:style w:type="paragraph" w:styleId="Date">
+    <w:name w:val="Date"/>
+    <w:basedOn w:val="Titre"/>
+    <w:next w:val="Corpsdetexte"/>
+    <w:qFormat/>
+    <w:pPr>
+      <w:keepNext/>
+      <w:keepLines/>
+    </w:pPr>
+    <w:rPr>
+      <w:sz w:val="24"/>
+      <w:szCs w:val="24"/>
+    </w:rPr>
+  </w:style>
+  <w:style w:type="paragraph" w:customStyle="1" w:styleId="AbstractTitle">
+    <w:name w:val="Abstract Title"/>
+    <w:basedOn w:val="Normal"/>
+    <w:next w:val="Abstract"/>
+    <w:qFormat/>
+    <w:pPr>
+      <w:keepNext/>
+      <w:keepLines/>
+      <w:spacing w:before="300" w:after="0"/>
+      <w:jc w:val="center"/>
+    </w:pPr>
+    <w:rPr>
+      <w:b/>
+      <w:sz w:val="20"/>
+      <w:szCs w:val="20"/>
+    </w:rPr>
+  </w:style>
+  <w:style w:type="paragraph" w:customStyle="1" w:styleId="Abstract">
+    <w:name w:val="Abstract"/>
+    <w:basedOn w:val="Normal"/>
+    <w:next w:val="Corpsdetexte"/>
+    <w:qFormat/>
+    <w:pPr>
+      <w:keepNext/>
+      <w:keepLines/>
+      <w:spacing w:before="100" w:after="300"/>
+    </w:pPr>
+    <w:rPr>
+      <w:sz w:val="20"/>
+      <w:szCs w:val="20"/>
+    </w:rPr>
+  </w:style>
+  <w:style w:type="paragraph" w:styleId="Bibliographie">
+    <w:name w:val="Bibliography"/>
+    <w:basedOn w:val="Normal"/>
+    <w:qFormat/>
+  </w:style>
+  <w:style w:type="character" w:customStyle="1" w:styleId="Titre1Car">
+    <w:name w:val="Titre 1 Car"/>
+    <w:basedOn w:val="Policepardfaut"/>
+    <w:link w:val="Titre1"/>
     <w:uiPriority w:val="9"/>
     <w:rsid w:val="00A10FD9"/>
     <w:rPr>
-      <w:rFonts w:asciiTheme="majorHAnsi" w:cstheme="majorBidi" w:eastAsiaTheme="majorEastAsia" w:hAnsiTheme="majorHAnsi"/>
-      <w:color w:themeColor="accent1" w:themeShade="BF" w:val="0F4761"/>
+      <w:rFonts w:asciiTheme="majorHAnsi" w:eastAsiaTheme="majorEastAsia" w:hAnsiTheme="majorHAnsi" w:cstheme="majorBidi"/>
+      <w:color w:val="0F4761" w:themeColor="accent1" w:themeShade="BF"/>
       <w:sz w:val="40"/>
       <w:szCs w:val="40"/>
     </w:rPr>
   </w:style>
-  <w:style w:customStyle="1" w:styleId="Heading2Char" w:type="character">
-    <w:name w:val="Heading 2 Char"/>
-    <w:basedOn w:val="DefaultParagraphFont"/>
-    <w:link w:val="Heading2"/>
+  <w:style w:type="character" w:customStyle="1" w:styleId="Titre2Car">
+    <w:name w:val="Titre 2 Car"/>
+    <w:basedOn w:val="Policepardfaut"/>
+    <w:link w:val="Titre2"/>
     <w:uiPriority w:val="9"/>
     <w:semiHidden/>
     <w:rsid w:val="00A10FD9"/>
     <w:rPr>
-      <w:rFonts w:asciiTheme="majorHAnsi" w:cstheme="majorBidi" w:eastAsiaTheme="majorEastAsia" w:hAnsiTheme="majorHAnsi"/>
-      <w:color w:themeColor="accent1" w:themeShade="BF" w:val="0F4761"/>
+      <w:rFonts w:asciiTheme="majorHAnsi" w:eastAsiaTheme="majorEastAsia" w:hAnsiTheme="majorHAnsi" w:cstheme="majorBidi"/>
+      <w:color w:val="0F4761" w:themeColor="accent1" w:themeShade="BF"/>
       <w:sz w:val="32"/>
       <w:szCs w:val="32"/>
     </w:rPr>
   </w:style>
-  <w:style w:customStyle="1" w:styleId="Heading3Char" w:type="character">
-    <w:name w:val="Heading 3 Char"/>
-    <w:basedOn w:val="DefaultParagraphFont"/>
-    <w:link w:val="Heading3"/>
+  <w:style w:type="character" w:customStyle="1" w:styleId="Titre3Car">
+    <w:name w:val="Titre 3 Car"/>
+    <w:basedOn w:val="Policepardfaut"/>
+    <w:link w:val="Titre3"/>
     <w:uiPriority w:val="9"/>
     <w:semiHidden/>
     <w:rsid w:val="00A10FD9"/>
     <w:rPr>
-      <w:rFonts w:cstheme="majorBidi" w:eastAsiaTheme="majorEastAsia"/>
-      <w:color w:themeColor="accent1" w:themeShade="BF" w:val="0F4761"/>
+      <w:rFonts w:eastAsiaTheme="majorEastAsia" w:cstheme="majorBidi"/>
+      <w:color w:val="0F4761" w:themeColor="accent1" w:themeShade="BF"/>
       <w:sz w:val="28"/>
       <w:szCs w:val="28"/>
     </w:rPr>
   </w:style>
-  <w:style w:customStyle="1" w:styleId="Heading4Char" w:type="character">
-    <w:name w:val="Heading 4 Char"/>
-    <w:basedOn w:val="DefaultParagraphFont"/>
-    <w:link w:val="Heading4"/>
+  <w:style w:type="character" w:customStyle="1" w:styleId="Titre4Car">
+    <w:name w:val="Titre 4 Car"/>
+    <w:basedOn w:val="Policepardfaut"/>
+    <w:link w:val="Titre4"/>
     <w:uiPriority w:val="9"/>
     <w:semiHidden/>
     <w:rsid w:val="00A10FD9"/>
     <w:rPr>
-      <w:rFonts w:cstheme="majorBidi" w:eastAsiaTheme="majorEastAsia"/>
+      <w:rFonts w:eastAsiaTheme="majorEastAsia" w:cstheme="majorBidi"/>
       <w:i/>
       <w:iCs/>
-      <w:color w:themeColor="accent1" w:themeShade="BF" w:val="0F4761"/>
-    </w:rPr>
-  </w:style>
-  <w:style w:customStyle="1" w:styleId="Heading5Char" w:type="character">
-    <w:name w:val="Heading 5 Char"/>
-    <w:basedOn w:val="DefaultParagraphFont"/>
-    <w:link w:val="Heading5"/>
+      <w:color w:val="0F4761" w:themeColor="accent1" w:themeShade="BF"/>
+    </w:rPr>
+  </w:style>
+  <w:style w:type="character" w:customStyle="1" w:styleId="Titre5Car">
+    <w:name w:val="Titre 5 Car"/>
+    <w:basedOn w:val="Policepardfaut"/>
+    <w:link w:val="Titre5"/>
     <w:uiPriority w:val="9"/>
     <w:semiHidden/>
     <w:rsid w:val="00A10FD9"/>
     <w:rPr>
-      <w:rFonts w:cstheme="majorBidi" w:eastAsiaTheme="majorEastAsia"/>
-      <w:color w:themeColor="accent1" w:themeShade="BF" w:val="0F4761"/>
-    </w:rPr>
-  </w:style>
-  <w:style w:customStyle="1" w:styleId="Heading6Char" w:type="character">
-    <w:name w:val="Heading 6 Char"/>
-    <w:basedOn w:val="DefaultParagraphFont"/>
-    <w:link w:val="Heading6"/>
+      <w:rFonts w:eastAsiaTheme="majorEastAsia" w:cstheme="majorBidi"/>
+      <w:color w:val="0F4761" w:themeColor="accent1" w:themeShade="BF"/>
+    </w:rPr>
+  </w:style>
+  <w:style w:type="character" w:customStyle="1" w:styleId="Titre6Car">
+    <w:name w:val="Titre 6 Car"/>
+    <w:basedOn w:val="Policepardfaut"/>
+    <w:link w:val="Titre6"/>
     <w:uiPriority w:val="9"/>
     <w:semiHidden/>
     <w:rsid w:val="00A10FD9"/>
     <w:rPr>
-      <w:rFonts w:cstheme="majorBidi" w:eastAsiaTheme="majorEastAsia"/>
+      <w:rFonts w:eastAsiaTheme="majorEastAsia" w:cstheme="majorBidi"/>
       <w:i/>
       <w:iCs/>
-      <w:color w:themeColor="text1" w:themeTint="A6" w:val="595959"/>
-    </w:rPr>
-  </w:style>
-  <w:style w:customStyle="1" w:styleId="Heading7Char" w:type="character">
-    <w:name w:val="Heading 7 Char"/>
-    <w:basedOn w:val="DefaultParagraphFont"/>
-    <w:link w:val="Heading7"/>
+      <w:color w:val="595959" w:themeColor="text1" w:themeTint="A6"/>
+    </w:rPr>
+  </w:style>
+  <w:style w:type="character" w:customStyle="1" w:styleId="Titre7Car">
+    <w:name w:val="Titre 7 Car"/>
+    <w:basedOn w:val="Policepardfaut"/>
+    <w:link w:val="Titre7"/>
     <w:uiPriority w:val="9"/>
     <w:semiHidden/>
     <w:rsid w:val="00A10FD9"/>
     <w:rPr>
-      <w:rFonts w:cstheme="majorBidi" w:eastAsiaTheme="majorEastAsia"/>
-      <w:color w:themeColor="text1" w:themeTint="A6" w:val="595959"/>
-    </w:rPr>
-  </w:style>
-  <w:style w:customStyle="1" w:styleId="Heading8Char" w:type="character">
-    <w:name w:val="Heading 8 Char"/>
-    <w:basedOn w:val="DefaultParagraphFont"/>
-    <w:link w:val="Heading8"/>
+      <w:rFonts w:eastAsiaTheme="majorEastAsia" w:cstheme="majorBidi"/>
+      <w:color w:val="595959" w:themeColor="text1" w:themeTint="A6"/>
+    </w:rPr>
+  </w:style>
+  <w:style w:type="character" w:customStyle="1" w:styleId="Titre8Car">
+    <w:name w:val="Titre 8 Car"/>
+    <w:basedOn w:val="Policepardfaut"/>
+    <w:link w:val="Titre8"/>
     <w:uiPriority w:val="9"/>
     <w:semiHidden/>
     <w:rsid w:val="00A10FD9"/>
     <w:rPr>
-      <w:rFonts w:cstheme="majorBidi" w:eastAsiaTheme="majorEastAsia"/>
+      <w:rFonts w:eastAsiaTheme="majorEastAsia" w:cstheme="majorBidi"/>
       <w:i/>
       <w:iCs/>
-      <w:color w:themeColor="text1" w:themeTint="D8" w:val="272727"/>
-    </w:rPr>
-  </w:style>
-  <w:style w:customStyle="1" w:styleId="Heading9Char" w:type="character">
-    <w:name w:val="Heading 9 Char"/>
-    <w:basedOn w:val="DefaultParagraphFont"/>
-    <w:link w:val="Heading9"/>
+      <w:color w:val="272727" w:themeColor="text1" w:themeTint="D8"/>
+    </w:rPr>
+  </w:style>
+  <w:style w:type="character" w:customStyle="1" w:styleId="Titre9Car">
+    <w:name w:val="Titre 9 Car"/>
+    <w:basedOn w:val="Policepardfaut"/>
+    <w:link w:val="Titre9"/>
     <w:uiPriority w:val="9"/>
     <w:semiHidden/>
     <w:rsid w:val="00A10FD9"/>
     <w:rPr>
-      <w:rFonts w:cstheme="majorBidi" w:eastAsiaTheme="majorEastAsia"/>
-      <w:color w:themeColor="text1" w:themeTint="D8" w:val="272727"/>
-    </w:rPr>
-  </w:style>
-  <w:style w:styleId="BlockText" w:type="paragraph">
+      <w:rFonts w:eastAsiaTheme="majorEastAsia" w:cstheme="majorBidi"/>
+      <w:color w:val="272727" w:themeColor="text1" w:themeTint="D8"/>
+    </w:rPr>
+  </w:style>
+  <w:style w:type="paragraph" w:styleId="Normalcentr">
     <w:name w:val="Block Text"/>
-    <w:basedOn w:val="BodyText"/>
-    <w:next w:val="BodyText"/>
+    <w:basedOn w:val="Corpsdetexte"/>
+    <w:next w:val="Corpsdetexte"/>
     <w:uiPriority w:val="9"/>
     <w:unhideWhenUsed/>
     <w:qFormat/>
     <w:pPr>
-      <w:spacing w:after="100" w:before="100"/>
-      <w:ind w:firstLine="0" w:left="480" w:right="480"/>
+      <w:spacing w:before="100" w:after="100"/>
+      <w:ind w:left="480" w:right="480"/>
     </w:pPr>
   </w:style>
-  <w:style w:styleId="FootnoteText" w:type="paragraph">
-    <w:name w:val="Footnote Text"/>
+  <w:style w:type="paragraph" w:styleId="Notedebasdepage">
+    <w:name w:val="footnote text"/>
     <w:basedOn w:val="Normal"/>
-    <w:next w:val="FootnoteText"/>
     <w:uiPriority w:val="9"/>
     <w:unhideWhenUsed/>
     <w:qFormat/>
   </w:style>
-  <w:style w:styleId="FootnoteBlockText" w:type="paragraph">
+  <w:style w:type="paragraph" w:customStyle="1" w:styleId="FootnoteBlockText">
     <w:name w:val="Footnote Block Text"/>
-    <w:basedOn w:val="FootnoteText"/>
-    <w:next w:val="FootnoteText"/>
+    <w:basedOn w:val="Notedebasdepage"/>
+    <w:next w:val="Notedebasdepage"/>
     <w:uiPriority w:val="9"/>
     <w:unhideWhenUsed/>
     <w:qFormat/>
     <w:pPr>
-      <w:spacing w:after="100" w:before="100"/>
-      <w:ind w:firstLine="0" w:left="480" w:right="480"/>
+      <w:spacing w:before="100" w:after="100"/>
+      <w:ind w:left="480" w:right="480"/>
     </w:pPr>
   </w:style>
-  <w:style w:default="1" w:styleId="DefaultParagraphFont" w:type="character">
-    <w:name w:val="Default Paragraph Font"/>
-    <w:semiHidden/>
-    <w:unhideWhenUsed/>
-  </w:style>
-  <w:style w:default="1" w:styleId="Table" w:type="table">
+  <w:style w:type="table" w:customStyle="1" w:styleId="Table">
     <w:name w:val="Table"/>
-    <w:basedOn w:val="TableNormal"/>
     <w:semiHidden/>
     <w:unhideWhenUsed/>
     <w:qFormat/>
     <w:tblPr>
-      <w:tblInd w:type="dxa" w:w="0"/>
+      <w:tblInd w:w="0" w:type="dxa"/>
       <w:tblCellMar>
-        <w:top w:type="dxa" w:w="0"/>
-        <w:left w:type="dxa" w:w="108"/>
-        <w:bottom w:type="dxa" w:w="0"/>
-        <w:right w:type="dxa" w:w="108"/>
+        <w:top w:w="0" w:type="dxa"/>
+        <w:left w:w="108" w:type="dxa"/>
+        <w:bottom w:w="0" w:type="dxa"/>
+        <w:right w:w="108" w:type="dxa"/>
       </w:tblCellMar>
     </w:tblPr>
     <w:tblStylePr w:type="firstRow">
+      <w:tblPr/>
       <w:tcPr>
         <w:tcBorders>
-          <w:bottom w:val="single"/>
+          <w:bottom w:val="single" w:sz="0" w:space="0" w:color="auto"/>
         </w:tcBorders>
         <w:vAlign w:val="bottom"/>
       </w:tcPr>
     </w:tblStylePr>
   </w:style>
-  <w:style w:customStyle="1" w:styleId="DefinitionTerm" w:type="paragraph">
+  <w:style w:type="paragraph" w:customStyle="1" w:styleId="DefinitionTerm">
     <w:name w:val="Definition Term"/>
     <w:basedOn w:val="Normal"/>
     <w:next w:val="Definition"/>
@@ -2994,78 +3176,79 @@
       <w:b/>
     </w:rPr>
   </w:style>
-  <w:style w:customStyle="1" w:styleId="Definition" w:type="paragraph">
+  <w:style w:type="paragraph" w:customStyle="1" w:styleId="Definition">
     <w:name w:val="Definition"/>
     <w:basedOn w:val="Normal"/>
   </w:style>
-  <w:style w:styleId="Caption" w:type="paragraph">
-    <w:name w:val="Caption"/>
+  <w:style w:type="paragraph" w:styleId="Lgende">
+    <w:name w:val="caption"/>
     <w:basedOn w:val="Normal"/>
-    <w:link w:val="BodyTextChar"/>
+    <w:link w:val="LgendeCar"/>
     <w:pPr>
-      <w:spacing w:after="120" w:before="0"/>
+      <w:spacing w:after="120"/>
     </w:pPr>
     <w:rPr>
       <w:i/>
     </w:rPr>
   </w:style>
-  <w:style w:customStyle="1" w:styleId="TableCaption" w:type="paragraph">
+  <w:style w:type="paragraph" w:customStyle="1" w:styleId="TableCaption">
     <w:name w:val="Table Caption"/>
-    <w:basedOn w:val="Caption"/>
+    <w:basedOn w:val="Lgende"/>
     <w:pPr>
       <w:keepNext/>
     </w:pPr>
   </w:style>
-  <w:style w:customStyle="1" w:styleId="ImageCaption" w:type="paragraph">
+  <w:style w:type="paragraph" w:customStyle="1" w:styleId="ImageCaption">
     <w:name w:val="Image Caption"/>
-    <w:basedOn w:val="Caption"/>
-  </w:style>
-  <w:style w:customStyle="1" w:styleId="Figure" w:type="paragraph">
+    <w:basedOn w:val="Lgende"/>
+  </w:style>
+  <w:style w:type="paragraph" w:customStyle="1" w:styleId="Figure">
     <w:name w:val="Figure"/>
     <w:basedOn w:val="Normal"/>
   </w:style>
-  <w:style w:customStyle="1" w:styleId="CaptionedFigure" w:type="paragraph">
+  <w:style w:type="paragraph" w:customStyle="1" w:styleId="CaptionedFigure">
     <w:name w:val="Captioned Figure"/>
     <w:basedOn w:val="Figure"/>
     <w:pPr>
       <w:keepNext/>
     </w:pPr>
   </w:style>
-  <w:style w:customStyle="1" w:styleId="BodyTextChar" w:type="character">
-    <w:name w:val="Body Text Char"/>
-    <w:basedOn w:val="DefaultParagraphFont"/>
-    <w:link w:val="BodyText"/>
-  </w:style>
-  <w:style w:customStyle="1" w:styleId="VerbatimChar" w:type="character">
+  <w:style w:type="character" w:customStyle="1" w:styleId="LgendeCar">
+    <w:name w:val="Légende Car"/>
+    <w:basedOn w:val="Policepardfaut"/>
+    <w:link w:val="Lgende"/>
+  </w:style>
+  <w:style w:type="character" w:customStyle="1" w:styleId="VerbatimChar">
     <w:name w:val="Verbatim Char"/>
-    <w:basedOn w:val="BodyTextChar"/>
+    <w:basedOn w:val="LgendeCar"/>
+    <w:link w:val="SourceCode"/>
     <w:rPr>
       <w:rFonts w:ascii="Consolas" w:hAnsi="Consolas"/>
       <w:sz w:val="22"/>
     </w:rPr>
   </w:style>
-  <w:style w:customStyle="1" w:styleId="SectionNumber" w:type="character">
+  <w:style w:type="character" w:customStyle="1" w:styleId="SectionNumber">
     <w:name w:val="Section Number"/>
-    <w:basedOn w:val="BodyTextChar"/>
-  </w:style>
-  <w:style w:styleId="FootnoteReference" w:type="character">
-    <w:name w:val="Footnote Reference"/>
-    <w:basedOn w:val="BodyTextChar"/>
+    <w:basedOn w:val="LgendeCar"/>
+  </w:style>
+  <w:style w:type="character" w:styleId="Appelnotedebasdep">
+    <w:name w:val="footnote reference"/>
+    <w:basedOn w:val="LgendeCar"/>
     <w:rPr>
       <w:vertAlign w:val="superscript"/>
     </w:rPr>
   </w:style>
-  <w:style w:styleId="Hyperlink" w:type="character">
+  <w:style w:type="character" w:styleId="Lienhypertexte">
     <w:name w:val="Hyperlink"/>
-    <w:basedOn w:val="BodyTextChar"/>
-    <w:rPr>
-      <w:color w:themeColor="accent1" w:val="4F81BD"/>
-    </w:rPr>
-  </w:style>
-  <w:style w:styleId="TOCHeading" w:type="paragraph">
+    <w:basedOn w:val="LgendeCar"/>
+    <w:rPr>
+      <w:color w:val="156082" w:themeColor="accent1"/>
+    </w:rPr>
+  </w:style>
+  <w:style w:type="paragraph" w:styleId="En-ttedetabledesmatires">
     <w:name w:val="TOC Heading"/>
-    <w:basedOn w:val="Heading1"/>
-    <w:next w:val="BodyText"/>
+    <w:basedOn w:val="Titre1"/>
+    <w:next w:val="Corpsdetexte"/>
     <w:uiPriority w:val="39"/>
     <w:unhideWhenUsed/>
     <w:qFormat/>
@@ -3073,246 +3256,305 @@
       <w:spacing w:before="240" w:line="259" w:lineRule="auto"/>
       <w:outlineLvl w:val="9"/>
     </w:pPr>
-    <w:rPr>
-      <w:rFonts w:asciiTheme="majorHAnsi" w:cstheme="majorBidi" w:eastAsiaTheme="majorEastAsia" w:hAnsiTheme="majorHAnsi"/>
-      <w:b w:val="0"/>
-      <w:bCs w:val="0"/>
-      <w:color w:themeColor="accent1" w:themeShade="BF" w:val="365F91"/>
-    </w:rPr>
   </w:style>
   <w:style w:type="paragraph" w:customStyle="1" w:styleId="SourceCode">
     <w:name w:val="Source Code"/>
     <w:basedOn w:val="Normal"/>
     <w:link w:val="VerbatimChar"/>
     <w:pPr>
-      <w:wordWrap w:val="off"/>
+      <w:wordWrap w:val="0"/>
     </w:pPr>
   </w:style>
   <w:style w:type="character" w:customStyle="1" w:styleId="KeywordTok">
     <w:name w:val="KeywordTok"/>
     <w:basedOn w:val="VerbatimChar"/>
     <w:rPr>
+      <w:rFonts w:ascii="Consolas" w:hAnsi="Consolas"/>
       <w:b/>
       <w:color w:val="007020"/>
+      <w:sz w:val="22"/>
     </w:rPr>
   </w:style>
   <w:style w:type="character" w:customStyle="1" w:styleId="DataTypeTok">
     <w:name w:val="DataTypeTok"/>
     <w:basedOn w:val="VerbatimChar"/>
     <w:rPr>
+      <w:rFonts w:ascii="Consolas" w:hAnsi="Consolas"/>
       <w:color w:val="902000"/>
+      <w:sz w:val="22"/>
     </w:rPr>
   </w:style>
   <w:style w:type="character" w:customStyle="1" w:styleId="DecValTok">
     <w:name w:val="DecValTok"/>
     <w:basedOn w:val="VerbatimChar"/>
     <w:rPr>
-      <w:color w:val="40a070"/>
+      <w:rFonts w:ascii="Consolas" w:hAnsi="Consolas"/>
+      <w:color w:val="40A070"/>
+      <w:sz w:val="22"/>
     </w:rPr>
   </w:style>
   <w:style w:type="character" w:customStyle="1" w:styleId="BaseNTok">
     <w:name w:val="BaseNTok"/>
     <w:basedOn w:val="VerbatimChar"/>
     <w:rPr>
-      <w:color w:val="40a070"/>
+      <w:rFonts w:ascii="Consolas" w:hAnsi="Consolas"/>
+      <w:color w:val="40A070"/>
+      <w:sz w:val="22"/>
     </w:rPr>
   </w:style>
   <w:style w:type="character" w:customStyle="1" w:styleId="FloatTok">
     <w:name w:val="FloatTok"/>
     <w:basedOn w:val="VerbatimChar"/>
     <w:rPr>
-      <w:color w:val="40a070"/>
+      <w:rFonts w:ascii="Consolas" w:hAnsi="Consolas"/>
+      <w:color w:val="40A070"/>
+      <w:sz w:val="22"/>
     </w:rPr>
   </w:style>
   <w:style w:type="character" w:customStyle="1" w:styleId="ConstantTok">
     <w:name w:val="ConstantTok"/>
     <w:basedOn w:val="VerbatimChar"/>
     <w:rPr>
+      <w:rFonts w:ascii="Consolas" w:hAnsi="Consolas"/>
       <w:color w:val="880000"/>
+      <w:sz w:val="22"/>
     </w:rPr>
   </w:style>
   <w:style w:type="character" w:customStyle="1" w:styleId="CharTok">
     <w:name w:val="CharTok"/>
     <w:basedOn w:val="VerbatimChar"/>
     <w:rPr>
-      <w:color w:val="4070a0"/>
+      <w:rFonts w:ascii="Consolas" w:hAnsi="Consolas"/>
+      <w:color w:val="4070A0"/>
+      <w:sz w:val="22"/>
     </w:rPr>
   </w:style>
   <w:style w:type="character" w:customStyle="1" w:styleId="SpecialCharTok">
     <w:name w:val="SpecialCharTok"/>
     <w:basedOn w:val="VerbatimChar"/>
     <w:rPr>
-      <w:color w:val="4070a0"/>
+      <w:rFonts w:ascii="Consolas" w:hAnsi="Consolas"/>
+      <w:color w:val="4070A0"/>
+      <w:sz w:val="22"/>
     </w:rPr>
   </w:style>
   <w:style w:type="character" w:customStyle="1" w:styleId="StringTok">
     <w:name w:val="StringTok"/>
     <w:basedOn w:val="VerbatimChar"/>
     <w:rPr>
-      <w:color w:val="4070a0"/>
+      <w:rFonts w:ascii="Consolas" w:hAnsi="Consolas"/>
+      <w:color w:val="4070A0"/>
+      <w:sz w:val="22"/>
     </w:rPr>
   </w:style>
   <w:style w:type="character" w:customStyle="1" w:styleId="VerbatimStringTok">
     <w:name w:val="VerbatimStringTok"/>
     <w:basedOn w:val="VerbatimChar"/>
     <w:rPr>
-      <w:color w:val="4070a0"/>
+      <w:rFonts w:ascii="Consolas" w:hAnsi="Consolas"/>
+      <w:color w:val="4070A0"/>
+      <w:sz w:val="22"/>
     </w:rPr>
   </w:style>
   <w:style w:type="character" w:customStyle="1" w:styleId="SpecialStringTok">
     <w:name w:val="SpecialStringTok"/>
     <w:basedOn w:val="VerbatimChar"/>
     <w:rPr>
-      <w:color w:val="bb6688"/>
+      <w:rFonts w:ascii="Consolas" w:hAnsi="Consolas"/>
+      <w:color w:val="BB6688"/>
+      <w:sz w:val="22"/>
     </w:rPr>
   </w:style>
   <w:style w:type="character" w:customStyle="1" w:styleId="ImportTok">
     <w:name w:val="ImportTok"/>
     <w:basedOn w:val="VerbatimChar"/>
     <w:rPr>
+      <w:rFonts w:ascii="Consolas" w:hAnsi="Consolas"/>
       <w:b/>
       <w:color w:val="008000"/>
+      <w:sz w:val="22"/>
     </w:rPr>
   </w:style>
   <w:style w:type="character" w:customStyle="1" w:styleId="CommentTok">
     <w:name w:val="CommentTok"/>
     <w:basedOn w:val="VerbatimChar"/>
     <w:rPr>
+      <w:rFonts w:ascii="Consolas" w:hAnsi="Consolas"/>
       <w:i/>
-      <w:color w:val="60a0b0"/>
+      <w:color w:val="60A0B0"/>
+      <w:sz w:val="22"/>
     </w:rPr>
   </w:style>
   <w:style w:type="character" w:customStyle="1" w:styleId="DocumentationTok">
     <w:name w:val="DocumentationTok"/>
     <w:basedOn w:val="VerbatimChar"/>
     <w:rPr>
+      <w:rFonts w:ascii="Consolas" w:hAnsi="Consolas"/>
       <w:i/>
-      <w:color w:val="ba2121"/>
+      <w:color w:val="BA2121"/>
+      <w:sz w:val="22"/>
     </w:rPr>
   </w:style>
   <w:style w:type="character" w:customStyle="1" w:styleId="AnnotationTok">
     <w:name w:val="AnnotationTok"/>
     <w:basedOn w:val="VerbatimChar"/>
     <w:rPr>
+      <w:rFonts w:ascii="Consolas" w:hAnsi="Consolas"/>
       <w:b/>
       <w:i/>
-      <w:color w:val="60a0b0"/>
+      <w:color w:val="60A0B0"/>
+      <w:sz w:val="22"/>
     </w:rPr>
   </w:style>
   <w:style w:type="character" w:customStyle="1" w:styleId="CommentVarTok">
     <w:name w:val="CommentVarTok"/>
     <w:basedOn w:val="VerbatimChar"/>
     <w:rPr>
+      <w:rFonts w:ascii="Consolas" w:hAnsi="Consolas"/>
       <w:b/>
       <w:i/>
-      <w:color w:val="60a0b0"/>
+      <w:color w:val="60A0B0"/>
+      <w:sz w:val="22"/>
     </w:rPr>
   </w:style>
   <w:style w:type="character" w:customStyle="1" w:styleId="OtherTok">
     <w:name w:val="OtherTok"/>
     <w:basedOn w:val="VerbatimChar"/>
     <w:rPr>
+      <w:rFonts w:ascii="Consolas" w:hAnsi="Consolas"/>
       <w:color w:val="007020"/>
+      <w:sz w:val="22"/>
     </w:rPr>
   </w:style>
   <w:style w:type="character" w:customStyle="1" w:styleId="FunctionTok">
     <w:name w:val="FunctionTok"/>
     <w:basedOn w:val="VerbatimChar"/>
     <w:rPr>
-      <w:color w:val="06287e"/>
+      <w:rFonts w:ascii="Consolas" w:hAnsi="Consolas"/>
+      <w:color w:val="06287E"/>
+      <w:sz w:val="22"/>
     </w:rPr>
   </w:style>
   <w:style w:type="character" w:customStyle="1" w:styleId="VariableTok">
     <w:name w:val="VariableTok"/>
     <w:basedOn w:val="VerbatimChar"/>
     <w:rPr>
-      <w:color w:val="19177c"/>
+      <w:rFonts w:ascii="Consolas" w:hAnsi="Consolas"/>
+      <w:color w:val="19177C"/>
+      <w:sz w:val="22"/>
     </w:rPr>
   </w:style>
   <w:style w:type="character" w:customStyle="1" w:styleId="ControlFlowTok">
     <w:name w:val="ControlFlowTok"/>
     <w:basedOn w:val="VerbatimChar"/>
     <w:rPr>
+      <w:rFonts w:ascii="Consolas" w:hAnsi="Consolas"/>
       <w:b/>
       <w:color w:val="007020"/>
+      <w:sz w:val="22"/>
     </w:rPr>
   </w:style>
   <w:style w:type="character" w:customStyle="1" w:styleId="OperatorTok">
     <w:name w:val="OperatorTok"/>
     <w:basedOn w:val="VerbatimChar"/>
     <w:rPr>
+      <w:rFonts w:ascii="Consolas" w:hAnsi="Consolas"/>
       <w:color w:val="666666"/>
+      <w:sz w:val="22"/>
     </w:rPr>
   </w:style>
   <w:style w:type="character" w:customStyle="1" w:styleId="BuiltInTok">
     <w:name w:val="BuiltInTok"/>
     <w:basedOn w:val="VerbatimChar"/>
     <w:rPr>
+      <w:rFonts w:ascii="Consolas" w:hAnsi="Consolas"/>
       <w:color w:val="008000"/>
+      <w:sz w:val="22"/>
     </w:rPr>
   </w:style>
   <w:style w:type="character" w:customStyle="1" w:styleId="ExtensionTok">
     <w:name w:val="ExtensionTok"/>
     <w:basedOn w:val="VerbatimChar"/>
-    <w:rPr/>
+    <w:rPr>
+      <w:rFonts w:ascii="Consolas" w:hAnsi="Consolas"/>
+      <w:sz w:val="22"/>
+    </w:rPr>
   </w:style>
   <w:style w:type="character" w:customStyle="1" w:styleId="PreprocessorTok">
     <w:name w:val="PreprocessorTok"/>
     <w:basedOn w:val="VerbatimChar"/>
     <w:rPr>
-      <w:color w:val="bc7a00"/>
+      <w:rFonts w:ascii="Consolas" w:hAnsi="Consolas"/>
+      <w:color w:val="BC7A00"/>
+      <w:sz w:val="22"/>
     </w:rPr>
   </w:style>
   <w:style w:type="character" w:customStyle="1" w:styleId="AttributeTok">
     <w:name w:val="AttributeTok"/>
     <w:basedOn w:val="VerbatimChar"/>
     <w:rPr>
-      <w:color w:val="7d9029"/>
+      <w:rFonts w:ascii="Consolas" w:hAnsi="Consolas"/>
+      <w:color w:val="7D9029"/>
+      <w:sz w:val="22"/>
     </w:rPr>
   </w:style>
   <w:style w:type="character" w:customStyle="1" w:styleId="RegionMarkerTok">
     <w:name w:val="RegionMarkerTok"/>
     <w:basedOn w:val="VerbatimChar"/>
-    <w:rPr/>
+    <w:rPr>
+      <w:rFonts w:ascii="Consolas" w:hAnsi="Consolas"/>
+      <w:sz w:val="22"/>
+    </w:rPr>
   </w:style>
   <w:style w:type="character" w:customStyle="1" w:styleId="InformationTok">
     <w:name w:val="InformationTok"/>
     <w:basedOn w:val="VerbatimChar"/>
     <w:rPr>
+      <w:rFonts w:ascii="Consolas" w:hAnsi="Consolas"/>
       <w:b/>
       <w:i/>
-      <w:color w:val="60a0b0"/>
+      <w:color w:val="60A0B0"/>
+      <w:sz w:val="22"/>
     </w:rPr>
   </w:style>
   <w:style w:type="character" w:customStyle="1" w:styleId="WarningTok">
     <w:name w:val="WarningTok"/>
     <w:basedOn w:val="VerbatimChar"/>
     <w:rPr>
+      <w:rFonts w:ascii="Consolas" w:hAnsi="Consolas"/>
       <w:b/>
       <w:i/>
-      <w:color w:val="60a0b0"/>
+      <w:color w:val="60A0B0"/>
+      <w:sz w:val="22"/>
     </w:rPr>
   </w:style>
   <w:style w:type="character" w:customStyle="1" w:styleId="AlertTok">
     <w:name w:val="AlertTok"/>
     <w:basedOn w:val="VerbatimChar"/>
     <w:rPr>
+      <w:rFonts w:ascii="Consolas" w:hAnsi="Consolas"/>
       <w:b/>
-      <w:color w:val="ff0000"/>
+      <w:color w:val="FF0000"/>
+      <w:sz w:val="22"/>
     </w:rPr>
   </w:style>
   <w:style w:type="character" w:customStyle="1" w:styleId="ErrorTok">
     <w:name w:val="ErrorTok"/>
     <w:basedOn w:val="VerbatimChar"/>
     <w:rPr>
+      <w:rFonts w:ascii="Consolas" w:hAnsi="Consolas"/>
       <w:b/>
-      <w:color w:val="ff0000"/>
+      <w:color w:val="FF0000"/>
+      <w:sz w:val="22"/>
     </w:rPr>
   </w:style>
   <w:style w:type="character" w:customStyle="1" w:styleId="NormalTok">
     <w:name w:val="NormalTok"/>
     <w:basedOn w:val="VerbatimChar"/>
-    <w:rPr/>
+    <w:rPr>
+      <w:rFonts w:ascii="Consolas" w:hAnsi="Consolas"/>
+      <w:sz w:val="22"/>
+    </w:rPr>
   </w:style>
 </w:styles>
 </file>
